--- a/courts/eleventh-circuit/georgia/state/supreme-court/reply-brief/usage/OUTPUT-reply-brief.docx
+++ b/courts/eleventh-circuit/georgia/state/supreme-court/reply-brief/usage/OUTPUT-reply-brief.docx
@@ -4,7 +4,9 @@
   <w:body>
     <w:p>
       <w:pPr>
-        <w:pStyle w:val="Centered"/>
+        <w:spacing w:before="0" w:after="0" w:line="312" w:lineRule="exact"/>
+        <w:ind w:left="0"/>
+        <w:jc w:val="center"/>
       </w:pPr>
       <w:r>
         <w:rPr>
@@ -16,7 +18,9 @@
     </w:p>
     <w:p>
       <w:pPr>
-        <w:pStyle w:val="Centered"/>
+        <w:spacing w:before="0" w:after="624" w:line="312" w:lineRule="exact"/>
+        <w:ind w:left="0"/>
+        <w:jc w:val="center"/>
       </w:pPr>
       <w:r>
         <w:rPr>
@@ -26,31 +30,35 @@
         <w:t xml:space="preserve">STATE OF GEORGIA</w:t>
       </w:r>
     </w:p>
-    <w:p>
-      <w:pPr>
-        <w:pStyle w:val="GapLarge"/>
-      </w:pPr>
-    </w:p>
     <w:tbl>
       <w:tblPr>
-        <w:tblStyle w:val="Table"/>
-        <w:tblW w:type="pct" w:w="5000"/>
+        <w:tblW w:w="9360" w:type="dxa"/>
+        <w:tblInd w:w="0" w:type="dxa"/>
         <w:tblLayout w:type="fixed"/>
-        <w:tblLook w:firstRow="0" w:lastRow="0" w:firstColumn="0" w:lastColumn="0" w:noHBand="0" w:noVBand="0" w:val="0000"/>
+        <w:tblCellMar>
+          <w:top w:w="0" w:type="dxa"/>
+          <w:left w:w="0" w:type="dxa"/>
+          <w:bottom w:w="0" w:type="dxa"/>
+          <w:right w:w="0" w:type="dxa"/>
+        </w:tblCellMar>
       </w:tblPr>
       <w:tblGrid>
-        <w:gridCol w:w="3960"/>
-        <w:gridCol w:w="3960"/>
+        <w:gridCol w:w="4392"/>
+        <w:gridCol w:w="576"/>
+        <w:gridCol w:w="4392"/>
       </w:tblGrid>
       <w:tr>
         <w:trPr>
           <w:cantSplit/>
         </w:trPr>
         <w:tc>
-          <w:tcPr/>
-          <w:p>
-            <w:pPr>
-              <w:pStyle w:val="Single"/>
+          <w:tcPr>
+            <w:tcW w:w="4392" w:type="dxa"/>
+          </w:tcPr>
+          <w:p>
+            <w:pPr>
+              <w:spacing w:before="0" w:after="0" w:line="312" w:lineRule="exact"/>
+              <w:ind w:left="0"/>
             </w:pPr>
             <w:r>
               <w:t xml:space="preserve">CHARLES CLARK et al.,</w:t>
@@ -58,7 +66,8 @@
           </w:p>
           <w:p>
             <w:pPr>
-              <w:pStyle w:val="Indent"/>
+              <w:spacing w:before="0" w:after="0" w:line="312" w:lineRule="exact"/>
+              <w:ind w:left="720"/>
             </w:pPr>
             <w:r>
               <w:t xml:space="preserve">Appellants,</w:t>
@@ -66,12 +75,8 @@
           </w:p>
           <w:p>
             <w:pPr>
-              <w:pStyle w:val="GapSmall"/>
-            </w:pPr>
-          </w:p>
-          <w:p>
-            <w:pPr>
-              <w:pStyle w:val="Indent"/>
+              <w:spacing w:before="312" w:after="0" w:line="312" w:lineRule="exact"/>
+              <w:ind w:left="720"/>
             </w:pPr>
             <w:r>
               <w:t xml:space="preserve">v.</w:t>
@@ -79,20 +84,17 @@
           </w:p>
           <w:p>
             <w:pPr>
-              <w:pStyle w:val="GapSmall"/>
-            </w:pPr>
-          </w:p>
-          <w:p>
-            <w:pPr>
-              <w:pStyle w:val="Single"/>
-            </w:pPr>
-            <w:r>
-              <w:t xml:space="preserve">THOMAS B. LEIGH, M.D. et al.</w:t>
-            </w:r>
-          </w:p>
-          <w:p>
-            <w:pPr>
-              <w:pStyle w:val="Indent"/>
+              <w:spacing w:before="312" w:after="0" w:line="312" w:lineRule="exact"/>
+              <w:ind w:left="0"/>
+            </w:pPr>
+            <w:r>
+              <w:t xml:space="preserve">THOMAS B. LEIGH, M.D. et al.</w:t>
+            </w:r>
+          </w:p>
+          <w:p>
+            <w:pPr>
+              <w:spacing w:before="0" w:after="0" w:line="312" w:lineRule="exact"/>
+              <w:ind w:left="720"/>
             </w:pPr>
             <w:r>
               <w:t xml:space="preserve">Appellees.</w:t>
@@ -100,10 +102,23 @@
           </w:p>
         </w:tc>
         <w:tc>
-          <w:tcPr/>
-          <w:p>
-            <w:pPr>
-              <w:pStyle w:val="Single"/>
+          <w:tcPr>
+            <w:tcW w:w="576" w:type="dxa"/>
+          </w:tcPr>
+          <w:p>
+            <w:pPr>
+              <w:spacing w:before="0" w:after="0" w:line="312" w:lineRule="exact"/>
+            </w:pPr>
+          </w:p>
+        </w:tc>
+        <w:tc>
+          <w:tcPr>
+            <w:tcW w:w="4392" w:type="dxa"/>
+          </w:tcPr>
+          <w:p>
+            <w:pPr>
+              <w:spacing w:before="0" w:after="0" w:line="312" w:lineRule="exact"/>
+              <w:ind w:left="0"/>
             </w:pPr>
             <w:r>
               <w:t xml:space="preserve">Case No. S26A0349</w:t>
@@ -111,12 +126,8 @@
           </w:p>
           <w:p>
             <w:pPr>
-              <w:pStyle w:val="GapSmall"/>
-            </w:pPr>
-          </w:p>
-          <w:p>
-            <w:pPr>
-              <w:pStyle w:val="Single"/>
+              <w:spacing w:before="312" w:after="0" w:line="312" w:lineRule="exact"/>
+              <w:ind w:left="0"/>
             </w:pPr>
             <w:r>
               <w:t xml:space="preserve">Lower Court Case No. 20SCCV091967 (Bibb State Ct.)</w:t>
@@ -127,12 +138,9 @@
     </w:tbl>
     <w:p>
       <w:pPr>
-        <w:pStyle w:val="GapMid"/>
-      </w:pPr>
-    </w:p>
-    <w:p>
-      <w:pPr>
-        <w:pStyle w:val="Centered"/>
+        <w:spacing w:before="624" w:after="936" w:line="312" w:lineRule="exact"/>
+        <w:ind w:left="0"/>
+        <w:jc w:val="center"/>
       </w:pPr>
       <w:r>
         <w:rPr>
@@ -142,31 +150,35 @@
         <w:t xml:space="preserve">APPELLANTS’ REPLY BRIEF</w:t>
       </w:r>
     </w:p>
-    <w:p>
-      <w:pPr>
-        <w:pStyle w:val="GapXL"/>
-      </w:pPr>
-    </w:p>
     <w:tbl>
       <w:tblPr>
-        <w:tblStyle w:val="Table"/>
-        <w:tblW w:type="pct" w:w="5000"/>
+        <w:tblW w:w="9360" w:type="dxa"/>
+        <w:tblInd w:w="0" w:type="dxa"/>
         <w:tblLayout w:type="fixed"/>
-        <w:tblLook w:firstRow="0" w:lastRow="0" w:firstColumn="0" w:lastColumn="0" w:noHBand="0" w:noVBand="0" w:val="0000"/>
+        <w:tblCellMar>
+          <w:top w:w="0" w:type="dxa"/>
+          <w:left w:w="0" w:type="dxa"/>
+          <w:bottom w:w="0" w:type="dxa"/>
+          <w:right w:w="0" w:type="dxa"/>
+        </w:tblCellMar>
       </w:tblPr>
       <w:tblGrid>
-        <w:gridCol w:w="3960"/>
-        <w:gridCol w:w="3960"/>
+        <w:gridCol w:w="4464"/>
+        <w:gridCol w:w="432"/>
+        <w:gridCol w:w="4464"/>
       </w:tblGrid>
       <w:tr>
         <w:trPr>
           <w:cantSplit/>
         </w:trPr>
         <w:tc>
-          <w:tcPr/>
-          <w:p>
-            <w:pPr>
-              <w:pStyle w:val="Single"/>
+          <w:tcPr>
+            <w:tcW w:w="4464" w:type="dxa"/>
+          </w:tcPr>
+          <w:p>
+            <w:pPr>
+              <w:spacing w:before="0" w:after="0" w:line="312" w:lineRule="exact"/>
+              <w:ind w:left="0"/>
             </w:pPr>
             <w:r>
               <w:t xml:space="preserve">Darren Summerville</w:t>
@@ -174,15 +186,17 @@
           </w:p>
           <w:p>
             <w:pPr>
-              <w:pStyle w:val="Single"/>
-            </w:pPr>
-            <w:r>
-              <w:t xml:space="preserve">Georgia Bar No. 691978</w:t>
-            </w:r>
-          </w:p>
-          <w:p>
-            <w:pPr>
-              <w:pStyle w:val="Single"/>
+              <w:spacing w:before="0" w:after="0" w:line="312" w:lineRule="exact"/>
+              <w:ind w:left="0"/>
+            </w:pPr>
+            <w:r>
+              <w:t xml:space="preserve">Georgia Bar No. 691978</w:t>
+            </w:r>
+          </w:p>
+          <w:p>
+            <w:pPr>
+              <w:spacing w:before="0" w:after="0" w:line="312" w:lineRule="exact"/>
+              <w:ind w:left="0"/>
             </w:pPr>
             <w:r>
               <w:t xml:space="preserve">Elizabeth Stone</w:t>
@@ -190,15 +204,17 @@
           </w:p>
           <w:p>
             <w:pPr>
-              <w:pStyle w:val="Single"/>
-            </w:pPr>
-            <w:r>
-              <w:t xml:space="preserve">Georgia Bar No. 684098</w:t>
-            </w:r>
-          </w:p>
-          <w:p>
-            <w:pPr>
-              <w:pStyle w:val="Single"/>
+              <w:spacing w:before="0" w:after="0" w:line="312" w:lineRule="exact"/>
+              <w:ind w:left="0"/>
+            </w:pPr>
+            <w:r>
+              <w:t xml:space="preserve">Georgia Bar No. 684098</w:t>
+            </w:r>
+          </w:p>
+          <w:p>
+            <w:pPr>
+              <w:spacing w:before="0" w:after="0" w:line="312" w:lineRule="exact"/>
+              <w:ind w:left="0"/>
             </w:pPr>
             <w:r>
               <w:rPr>
@@ -210,7 +226,8 @@
           </w:p>
           <w:p>
             <w:pPr>
-              <w:pStyle w:val="Single"/>
+              <w:spacing w:before="0" w:after="0" w:line="312" w:lineRule="exact"/>
+              <w:ind w:left="0"/>
             </w:pPr>
             <w:r>
               <w:rPr>
@@ -222,7 +239,8 @@
           </w:p>
           <w:p>
             <w:pPr>
-              <w:pStyle w:val="Single"/>
+              <w:spacing w:before="0" w:after="0" w:line="312" w:lineRule="exact"/>
+              <w:ind w:left="0"/>
             </w:pPr>
             <w:r>
               <w:rPr>
@@ -234,19 +252,23 @@
           </w:p>
           <w:p>
             <w:pPr>
-              <w:pStyle w:val="Single"/>
+              <w:spacing w:before="0" w:after="0" w:line="312" w:lineRule="exact"/>
+              <w:ind w:left="0"/>
             </w:pPr>
             <w:r>
               <w:rPr>
                 <w:i/>
                 <w:iCs/>
               </w:rPr>
-              <w:t xml:space="preserve">T: (770) 635-0030</w:t>
-            </w:r>
-          </w:p>
-          <w:p>
-            <w:pPr>
-              <w:pStyle w:val="Single"/>
+              <w:t xml:space="preserve">T: (770) 635</w:t>
+              <w:noBreakHyphen/>
+              <w:t xml:space="preserve">0030</w:t>
+            </w:r>
+          </w:p>
+          <w:p>
+            <w:pPr>
+              <w:spacing w:before="0" w:after="0" w:line="312" w:lineRule="exact"/>
+              <w:ind w:left="0"/>
             </w:pPr>
             <w:r>
               <w:rPr>
@@ -258,10 +280,23 @@
           </w:p>
         </w:tc>
         <w:tc>
-          <w:tcPr/>
-          <w:p>
-            <w:pPr>
-              <w:pStyle w:val="Single"/>
+          <w:tcPr>
+            <w:tcW w:w="432" w:type="dxa"/>
+          </w:tcPr>
+          <w:p>
+            <w:pPr>
+              <w:spacing w:before="0" w:after="0" w:line="312" w:lineRule="exact"/>
+            </w:pPr>
+          </w:p>
+        </w:tc>
+        <w:tc>
+          <w:tcPr>
+            <w:tcW w:w="4464" w:type="dxa"/>
+          </w:tcPr>
+          <w:p>
+            <w:pPr>
+              <w:spacing w:before="0" w:after="0" w:line="312" w:lineRule="exact"/>
+              <w:ind w:left="0"/>
             </w:pPr>
             <w:r>
               <w:t xml:space="preserve">Laura M. Shamp</w:t>
@@ -269,15 +304,17 @@
           </w:p>
           <w:p>
             <w:pPr>
-              <w:pStyle w:val="Single"/>
-            </w:pPr>
-            <w:r>
-              <w:t xml:space="preserve">Georgia Bar No. 637560</w:t>
-            </w:r>
-          </w:p>
-          <w:p>
-            <w:pPr>
-              <w:pStyle w:val="Single"/>
+              <w:spacing w:before="0" w:after="0" w:line="312" w:lineRule="exact"/>
+              <w:ind w:left="0"/>
+            </w:pPr>
+            <w:r>
+              <w:t xml:space="preserve">Georgia Bar No. 637560</w:t>
+            </w:r>
+          </w:p>
+          <w:p>
+            <w:pPr>
+              <w:spacing w:before="0" w:after="0" w:line="312" w:lineRule="exact"/>
+              <w:ind w:left="0"/>
             </w:pPr>
             <w:r>
               <w:t xml:space="preserve">Joshua F. Silk</w:t>
@@ -285,15 +322,17 @@
           </w:p>
           <w:p>
             <w:pPr>
-              <w:pStyle w:val="Single"/>
-            </w:pPr>
-            <w:r>
-              <w:t xml:space="preserve">Georgia Bar No. 903916</w:t>
-            </w:r>
-          </w:p>
-          <w:p>
-            <w:pPr>
-              <w:pStyle w:val="Single"/>
+              <w:spacing w:before="0" w:after="0" w:line="312" w:lineRule="exact"/>
+              <w:ind w:left="0"/>
+            </w:pPr>
+            <w:r>
+              <w:t xml:space="preserve">Georgia Bar No. 903916</w:t>
+            </w:r>
+          </w:p>
+          <w:p>
+            <w:pPr>
+              <w:spacing w:before="0" w:after="0" w:line="312" w:lineRule="exact"/>
+              <w:ind w:left="0"/>
             </w:pPr>
             <w:r>
               <w:rPr>
@@ -305,7 +344,8 @@
           </w:p>
           <w:p>
             <w:pPr>
-              <w:pStyle w:val="Single"/>
+              <w:spacing w:before="0" w:after="0" w:line="312" w:lineRule="exact"/>
+              <w:ind w:left="0"/>
             </w:pPr>
             <w:r>
               <w:rPr>
@@ -317,7 +357,8 @@
           </w:p>
           <w:p>
             <w:pPr>
-              <w:pStyle w:val="Single"/>
+              <w:spacing w:before="0" w:after="0" w:line="312" w:lineRule="exact"/>
+              <w:ind w:left="0"/>
             </w:pPr>
             <w:r>
               <w:rPr>
@@ -329,19 +370,23 @@
           </w:p>
           <w:p>
             <w:pPr>
-              <w:pStyle w:val="Single"/>
+              <w:spacing w:before="0" w:after="0" w:line="312" w:lineRule="exact"/>
+              <w:ind w:left="0"/>
             </w:pPr>
             <w:r>
               <w:rPr>
                 <w:i/>
                 <w:iCs/>
               </w:rPr>
-              <w:t xml:space="preserve">T: (404) 893-9400</w:t>
-            </w:r>
-          </w:p>
-          <w:p>
-            <w:pPr>
-              <w:pStyle w:val="Single"/>
+              <w:t xml:space="preserve">T: (404) 893</w:t>
+              <w:noBreakHyphen/>
+              <w:t xml:space="preserve">9400</w:t>
+            </w:r>
+          </w:p>
+          <w:p>
+            <w:pPr>
+              <w:spacing w:before="0" w:after="0" w:line="312" w:lineRule="exact"/>
+              <w:ind w:left="0"/>
             </w:pPr>
             <w:r>
               <w:rPr>
@@ -358,14 +403,19 @@
       <w:pPr>
         <w:spacing w:before="0" w:after="0" w:line="20" w:lineRule="exact"/>
         <w:sectPr>
+          <w:footerReference w:type="default" r:id="rIdFtrNone"/>
           <w:pgSz w:w="12240" w:h="15840"/>
-          <w:pgMar w:top="1440" w:right="1440" w:bottom="1440" w:left="1440" w:header="720" w:footer="720" w:gutter="0"/>
+          <w:pgMar w:top="1440" w:right="1441" w:bottom="1440" w:left="1440" w:header="720" w:footer="552" w:gutter="0"/>
         </w:sectPr>
       </w:pPr>
     </w:p>
     <w:p>
       <w:pPr>
-        <w:pStyle w:val="FrontTitle"/>
+        <w:keepNext/>
+        <w:keepLines/>
+        <w:spacing w:before="0" w:after="312" w:line="312" w:lineRule="exact"/>
+        <w:ind w:left="0"/>
+        <w:jc w:val="center"/>
       </w:pPr>
       <w:r>
         <w:rPr>
@@ -377,10 +427,54 @@
     </w:p>
     <w:p>
       <w:pPr>
-        <w:pStyle w:val="TOCEntry"/>
-      </w:pPr>
-      <w:r>
-        <w:t xml:space="preserve">I. DEFENDANTS WAIVED THE “CAP” ARGUMENT</w:t>
+        <w:keepLines/>
+        <w:tabs>
+          <w:tab w:val="right" w:leader="dot" w:pos="9359"/>
+        </w:tabs>
+        <w:spacing w:before="312" w:after="0" w:line="312" w:lineRule="exact"/>
+        <w:ind w:left="0" w:right="720" w:firstLine="0"/>
+      </w:pPr>
+      <w:r>
+        <w:t xml:space="preserve">I.</w:t>
+      </w:r>
+      <w:r>
+        <w:t xml:space="preserve"> </w:t>
+      </w:r>
+      <w:r>
+        <w:t xml:space="preserve">DEFENDANTS</w:t>
+      </w:r>
+      <w:r>
+        <w:t xml:space="preserve"> </w:t>
+      </w:r>
+      <w:r>
+        <w:t xml:space="preserve">WAIVED</w:t>
+      </w:r>
+      <w:r>
+        <w:t xml:space="preserve"> </w:t>
+      </w:r>
+      <w:r>
+        <w:t xml:space="preserve">THE</w:t>
+      </w:r>
+      <w:r>
+        <w:t xml:space="preserve"> </w:t>
+      </w:r>
+      <w:r>
+        <w:t xml:space="preserve">“CAP”</w:t>
+      </w:r>
+      <w:r>
+        <w:t xml:space="preserve"> </w:t>
+      </w:r>
+      <w:r>
+        <w:t xml:space="preserve">ARGUMENT</w:t>
+      </w:r>
+      <w:r>
+        <w:t xml:space="preserve">  </w:t>
+      </w:r>
+      <w:r>
+        <w:rPr>
+          <w:sz w:val="18"/>
+        </w:rPr>
+        <w:t xml:space="preserve"> </w:t>
       </w:r>
       <w:r>
         <w:tab/>
@@ -391,10 +485,54 @@
     </w:p>
     <w:p>
       <w:pPr>
-        <w:pStyle w:val="TOCEntry"/>
-      </w:pPr>
-      <w:r>
-        <w:t xml:space="preserve">II. SEVERABILITY CANNOT SAVE THE CAP</w:t>
+        <w:keepLines/>
+        <w:tabs>
+          <w:tab w:val="right" w:leader="dot" w:pos="9359"/>
+        </w:tabs>
+        <w:spacing w:before="312" w:after="0" w:line="312" w:lineRule="exact"/>
+        <w:ind w:left="0" w:right="720" w:firstLine="0"/>
+      </w:pPr>
+      <w:r>
+        <w:t xml:space="preserve">II.</w:t>
+      </w:r>
+      <w:r>
+        <w:t xml:space="preserve"> </w:t>
+      </w:r>
+      <w:r>
+        <w:t xml:space="preserve">SEVERABILITY</w:t>
+      </w:r>
+      <w:r>
+        <w:t xml:space="preserve"> </w:t>
+      </w:r>
+      <w:r>
+        <w:t xml:space="preserve">CANNOT</w:t>
+      </w:r>
+      <w:r>
+        <w:t xml:space="preserve"> </w:t>
+      </w:r>
+      <w:r>
+        <w:t xml:space="preserve">SAVE</w:t>
+      </w:r>
+      <w:r>
+        <w:t xml:space="preserve"> </w:t>
+      </w:r>
+      <w:r>
+        <w:t xml:space="preserve">THE</w:t>
+      </w:r>
+      <w:r>
+        <w:t xml:space="preserve"> </w:t>
+      </w:r>
+      <w:r>
+        <w:t xml:space="preserve">CAP</w:t>
+      </w:r>
+      <w:r>
+        <w:t xml:space="preserve">  </w:t>
+      </w:r>
+      <w:r>
+        <w:rPr>
+          <w:sz w:val="18"/>
+        </w:rPr>
+        <w:t xml:space="preserve"> </w:t>
       </w:r>
       <w:r>
         <w:tab/>
@@ -405,10 +543,120 @@
     </w:p>
     <w:p>
       <w:pPr>
-        <w:pStyle w:val="TOCEntry"/>
-      </w:pPr>
-      <w:r>
-        <w:t xml:space="preserve">A. The Baseline Argument: The Caps on Wrongful Death Awards Cannot Survive a Severability Analysis After Nestlehutt.</w:t>
+        <w:keepLines/>
+        <w:tabs>
+          <w:tab w:val="right" w:leader="dot" w:pos="9359"/>
+        </w:tabs>
+        <w:spacing w:before="312" w:after="0" w:line="312" w:lineRule="exact"/>
+        <w:ind w:left="720" w:right="720" w:firstLine="0"/>
+      </w:pPr>
+      <w:r>
+        <w:t xml:space="preserve">A.</w:t>
+      </w:r>
+      <w:r>
+        <w:t xml:space="preserve"> </w:t>
+      </w:r>
+      <w:r>
+        <w:t xml:space="preserve">The</w:t>
+      </w:r>
+      <w:r>
+        <w:t xml:space="preserve"> </w:t>
+      </w:r>
+      <w:r>
+        <w:t xml:space="preserve">Baseline</w:t>
+      </w:r>
+      <w:r>
+        <w:t xml:space="preserve"> </w:t>
+      </w:r>
+      <w:r>
+        <w:t xml:space="preserve">Argument:</w:t>
+      </w:r>
+      <w:r>
+        <w:t xml:space="preserve"> </w:t>
+      </w:r>
+      <w:r>
+        <w:t xml:space="preserve">The</w:t>
+      </w:r>
+      <w:r>
+        <w:t xml:space="preserve"> </w:t>
+      </w:r>
+      <w:r>
+        <w:t xml:space="preserve">Caps</w:t>
+      </w:r>
+      <w:r>
+        <w:t xml:space="preserve"> </w:t>
+      </w:r>
+      <w:r>
+        <w:t xml:space="preserve">on</w:t>
+      </w:r>
+      <w:r>
+        <w:t xml:space="preserve"> </w:t>
+      </w:r>
+      <w:r>
+        <w:t xml:space="preserve">Wrongful</w:t>
+      </w:r>
+      <w:r>
+        <w:t xml:space="preserve"> </w:t>
+      </w:r>
+      <w:r>
+        <w:t xml:space="preserve">Death</w:t>
+      </w:r>
+      <w:r>
+        <w:t xml:space="preserve"> </w:t>
+      </w:r>
+      <w:r>
+        <w:t xml:space="preserve">Awards</w:t>
+      </w:r>
+      <w:r>
+        <w:t xml:space="preserve"> </w:t>
+      </w:r>
+      <w:r>
+        <w:t xml:space="preserve">Cannot</w:t>
+      </w:r>
+      <w:r>
+        <w:t xml:space="preserve"> </w:t>
+      </w:r>
+      <w:r>
+        <w:t xml:space="preserve">Survive</w:t>
+      </w:r>
+      <w:r>
+        <w:t xml:space="preserve"> </w:t>
+      </w:r>
+      <w:r>
+        <w:t xml:space="preserve">a</w:t>
+      </w:r>
+      <w:r>
+        <w:t xml:space="preserve"> </w:t>
+      </w:r>
+      <w:r>
+        <w:t xml:space="preserve">Severability</w:t>
+      </w:r>
+      <w:r>
+        <w:t xml:space="preserve"> </w:t>
+      </w:r>
+      <w:r>
+        <w:t xml:space="preserve">Analysis</w:t>
+      </w:r>
+      <w:r>
+        <w:t xml:space="preserve"> </w:t>
+      </w:r>
+      <w:r>
+        <w:t xml:space="preserve">After</w:t>
+      </w:r>
+      <w:r>
+        <w:t xml:space="preserve"> </w:t>
+      </w:r>
+      <w:r>
+        <w:t xml:space="preserve">Nestlehutt.</w:t>
+      </w:r>
+      <w:r>
+        <w:t xml:space="preserve">  </w:t>
+      </w:r>
+      <w:r>
+        <w:rPr>
+          <w:sz w:val="18"/>
+        </w:rPr>
+        <w:t xml:space="preserve"> </w:t>
       </w:r>
       <w:r>
         <w:tab/>
@@ -419,10 +667,66 @@
     </w:p>
     <w:p>
       <w:pPr>
-        <w:pStyle w:val="TOCEntry"/>
-      </w:pPr>
-      <w:r>
-        <w:t xml:space="preserve">B. The Trial Court’s Erroneous Approach and Conclusion</w:t>
+        <w:keepLines/>
+        <w:tabs>
+          <w:tab w:val="right" w:leader="dot" w:pos="9359"/>
+        </w:tabs>
+        <w:spacing w:before="312" w:after="0" w:line="312" w:lineRule="exact"/>
+        <w:ind w:left="720" w:right="720" w:firstLine="0"/>
+      </w:pPr>
+      <w:r>
+        <w:t xml:space="preserve">B.</w:t>
+      </w:r>
+      <w:r>
+        <w:t xml:space="preserve"> </w:t>
+      </w:r>
+      <w:r>
+        <w:t xml:space="preserve">The</w:t>
+      </w:r>
+      <w:r>
+        <w:t xml:space="preserve"> </w:t>
+      </w:r>
+      <w:r>
+        <w:t xml:space="preserve">Trial</w:t>
+      </w:r>
+      <w:r>
+        <w:t xml:space="preserve"> </w:t>
+      </w:r>
+      <w:r>
+        <w:t xml:space="preserve">Court’s</w:t>
+      </w:r>
+      <w:r>
+        <w:t xml:space="preserve"> </w:t>
+      </w:r>
+      <w:r>
+        <w:t xml:space="preserve">Erroneous</w:t>
+      </w:r>
+      <w:r>
+        <w:t xml:space="preserve"> </w:t>
+      </w:r>
+      <w:r>
+        <w:t xml:space="preserve">Approach</w:t>
+      </w:r>
+      <w:r>
+        <w:t xml:space="preserve"> </w:t>
+      </w:r>
+      <w:r>
+        <w:t xml:space="preserve">and</w:t>
+      </w:r>
+      <w:r>
+        <w:t xml:space="preserve"> </w:t>
+      </w:r>
+      <w:r>
+        <w:t xml:space="preserve">Conclusion</w:t>
+      </w:r>
+      <w:r>
+        <w:t xml:space="preserve">  </w:t>
+      </w:r>
+      <w:r>
+        <w:rPr>
+          <w:sz w:val="18"/>
+        </w:rPr>
+        <w:t xml:space="preserve"> </w:t>
       </w:r>
       <w:r>
         <w:tab/>
@@ -433,10 +737,48 @@
     </w:p>
     <w:p>
       <w:pPr>
-        <w:pStyle w:val="TOCEntry"/>
-      </w:pPr>
-      <w:r>
-        <w:t xml:space="preserve">C. Defendants’ Contrary Arguments Fail</w:t>
+        <w:keepLines/>
+        <w:tabs>
+          <w:tab w:val="right" w:leader="dot" w:pos="9359"/>
+        </w:tabs>
+        <w:spacing w:before="312" w:after="0" w:line="312" w:lineRule="exact"/>
+        <w:ind w:left="720" w:right="720" w:firstLine="0"/>
+      </w:pPr>
+      <w:r>
+        <w:t xml:space="preserve">C.</w:t>
+      </w:r>
+      <w:r>
+        <w:t xml:space="preserve"> </w:t>
+      </w:r>
+      <w:r>
+        <w:t xml:space="preserve">Defendants’</w:t>
+      </w:r>
+      <w:r>
+        <w:t xml:space="preserve"> </w:t>
+      </w:r>
+      <w:r>
+        <w:t xml:space="preserve">Contrary</w:t>
+      </w:r>
+      <w:r>
+        <w:t xml:space="preserve"> </w:t>
+      </w:r>
+      <w:r>
+        <w:t xml:space="preserve">Arguments</w:t>
+      </w:r>
+      <w:r>
+        <w:t xml:space="preserve"> </w:t>
+      </w:r>
+      <w:r>
+        <w:t xml:space="preserve">Fail</w:t>
+      </w:r>
+      <w:r>
+        <w:t xml:space="preserve">  </w:t>
+      </w:r>
+      <w:r>
+        <w:rPr>
+          <w:sz w:val="18"/>
+        </w:rPr>
+        <w:t xml:space="preserve"> </w:t>
       </w:r>
       <w:r>
         <w:tab/>
@@ -447,12 +789,26 @@
     </w:p>
     <w:p>
       <w:pPr>
-        <w:pStyle w:val="TOCEntry"/>
+        <w:keepLines/>
+        <w:tabs>
+          <w:tab w:val="right" w:leader="dot" w:pos="9359"/>
+        </w:tabs>
+        <w:spacing w:before="312" w:after="0" w:line="312" w:lineRule="exact"/>
+        <w:ind w:left="0" w:right="720" w:firstLine="0"/>
       </w:pPr>
       <w:r>
         <w:t xml:space="preserve">CONCLUSION</w:t>
       </w:r>
       <w:r>
+        <w:t xml:space="preserve">  </w:t>
+      </w:r>
+      <w:r>
+        <w:rPr>
+          <w:sz w:val="18"/>
+        </w:rPr>
+        <w:t xml:space="preserve"> </w:t>
+      </w:r>
+      <w:r>
         <w:tab/>
       </w:r>
       <w:r>
@@ -461,15 +817,12 @@
     </w:p>
     <w:p>
       <w:pPr>
-        <w:spacing w:before="0" w:after="0" w:line="240" w:lineRule="auto"/>
-      </w:pPr>
-      <w:r>
-        <w:br w:type="page"/>
-      </w:r>
-    </w:p>
-    <w:p>
-      <w:pPr>
-        <w:pStyle w:val="FrontTitleTight"/>
+        <w:keepNext/>
+        <w:keepLines/>
+        <w:pageBreakBefore/>
+        <w:spacing w:before="0" w:after="312" w:line="312" w:lineRule="exact"/>
+        <w:ind w:left="0"/>
+        <w:jc w:val="center"/>
       </w:pPr>
       <w:r>
         <w:rPr>
@@ -481,15 +834,27 @@
     </w:p>
     <w:p>
       <w:pPr>
-        <w:pStyle w:val="TOACategory"/>
-      </w:pPr>
-      <w:r>
+        <w:keepNext/>
+        <w:keepLines/>
+        <w:spacing w:before="312" w:after="156" w:line="312" w:lineRule="exact"/>
+        <w:ind w:left="0"/>
+      </w:pPr>
+      <w:r>
+        <w:rPr>
+          <w:b/>
+          <w:bCs/>
+        </w:rPr>
         <w:t xml:space="preserve">CASES</w:t>
       </w:r>
     </w:p>
     <w:p>
       <w:pPr>
-        <w:pStyle w:val="TOAEntry"/>
+        <w:keepLines/>
+        <w:tabs>
+          <w:tab w:val="right" w:leader="dot" w:pos="9359"/>
+        </w:tabs>
+        <w:spacing w:before="156" w:after="0" w:line="312" w:lineRule="exact"/>
+        <w:ind w:left="576" w:right="1440" w:hanging="576"/>
       </w:pPr>
       <w:r>
         <w:rPr>
@@ -502,15 +867,29 @@
         <w:t xml:space="preserve">, 286 Ga. 731 (2010)</w:t>
       </w:r>
       <w:r>
+        <w:t xml:space="preserve">  </w:t>
+      </w:r>
+      <w:r>
+        <w:rPr>
+          <w:sz w:val="18"/>
+        </w:rPr>
+        <w:t xml:space="preserve"> </w:t>
+      </w:r>
+      <w:r>
         <w:tab/>
       </w:r>
       <w:r>
-        <w:t xml:space="preserve">1, 4, 9</w:t>
-      </w:r>
-    </w:p>
-    <w:p>
-      <w:pPr>
-        <w:pStyle w:val="TOAEntry"/>
+        <w:t xml:space="preserve">1, 4, 10</w:t>
+      </w:r>
+    </w:p>
+    <w:p>
+      <w:pPr>
+        <w:keepLines/>
+        <w:tabs>
+          <w:tab w:val="right" w:leader="dot" w:pos="9359"/>
+        </w:tabs>
+        <w:spacing w:before="156" w:after="0" w:line="312" w:lineRule="exact"/>
+        <w:ind w:left="576" w:right="1440" w:hanging="576"/>
       </w:pPr>
       <w:r>
         <w:rPr>
@@ -523,6 +902,15 @@
         <w:t xml:space="preserve">, 243 Ga. 358 (1979)</w:t>
       </w:r>
       <w:r>
+        <w:t xml:space="preserve">  </w:t>
+      </w:r>
+      <w:r>
+        <w:rPr>
+          <w:sz w:val="18"/>
+        </w:rPr>
+        <w:t xml:space="preserve"> </w:t>
+      </w:r>
+      <w:r>
         <w:tab/>
       </w:r>
       <w:r>
@@ -531,28 +919,47 @@
     </w:p>
     <w:p>
       <w:pPr>
-        <w:pStyle w:val="TOAEntry"/>
+        <w:keepLines/>
+        <w:tabs>
+          <w:tab w:val="right" w:leader="dot" w:pos="9359"/>
+        </w:tabs>
+        <w:spacing w:before="156" w:after="0" w:line="312" w:lineRule="exact"/>
+        <w:ind w:left="576" w:right="1440" w:hanging="576"/>
       </w:pPr>
       <w:r>
         <w:rPr>
           <w:i/>
           <w:iCs/>
         </w:rPr>
-        <w:t xml:space="preserve">Daimler Chrysler Corp. v. Ferrante</w:t>
+        <w:t xml:space="preserve">Daimler Chrysler Corp. v. Ferrante</w:t>
       </w:r>
       <w:r>
         <w:t xml:space="preserve">, 281 Ga. 273 (2006)</w:t>
       </w:r>
       <w:r>
+        <w:t xml:space="preserve">  </w:t>
+      </w:r>
+      <w:r>
+        <w:rPr>
+          <w:sz w:val="18"/>
+        </w:rPr>
+        <w:t xml:space="preserve"> </w:t>
+      </w:r>
+      <w:r>
         <w:tab/>
       </w:r>
       <w:r>
-        <w:t xml:space="preserve">6</w:t>
-      </w:r>
-    </w:p>
-    <w:p>
-      <w:pPr>
-        <w:pStyle w:val="TOAEntry"/>
+        <w:t xml:space="preserve">6, 7</w:t>
+      </w:r>
+    </w:p>
+    <w:p>
+      <w:pPr>
+        <w:keepLines/>
+        <w:tabs>
+          <w:tab w:val="right" w:leader="dot" w:pos="9359"/>
+        </w:tabs>
+        <w:spacing w:before="156" w:after="0" w:line="312" w:lineRule="exact"/>
+        <w:ind w:left="576" w:right="1440" w:hanging="576"/>
       </w:pPr>
       <w:r>
         <w:rPr>
@@ -565,6 +972,15 @@
         <w:t xml:space="preserve">, 321 Ga. App. 386 (2013)</w:t>
       </w:r>
       <w:r>
+        <w:t xml:space="preserve">  </w:t>
+      </w:r>
+      <w:r>
+        <w:rPr>
+          <w:sz w:val="18"/>
+        </w:rPr>
+        <w:t xml:space="preserve"> </w:t>
+      </w:r>
+      <w:r>
         <w:tab/>
       </w:r>
       <w:r>
@@ -573,7 +989,12 @@
     </w:p>
     <w:p>
       <w:pPr>
-        <w:pStyle w:val="TOAEntry"/>
+        <w:keepLines/>
+        <w:tabs>
+          <w:tab w:val="right" w:leader="dot" w:pos="9359"/>
+        </w:tabs>
+        <w:spacing w:before="156" w:after="0" w:line="312" w:lineRule="exact"/>
+        <w:ind w:left="576" w:right="1440" w:hanging="576"/>
       </w:pPr>
       <w:r>
         <w:rPr>
@@ -586,15 +1007,29 @@
         <w:t xml:space="preserve">, 268 Ga. 316 (1997)</w:t>
       </w:r>
       <w:r>
+        <w:t xml:space="preserve">  </w:t>
+      </w:r>
+      <w:r>
+        <w:rPr>
+          <w:sz w:val="18"/>
+        </w:rPr>
+        <w:t xml:space="preserve"> </w:t>
+      </w:r>
+      <w:r>
         <w:tab/>
       </w:r>
       <w:r>
-        <w:t xml:space="preserve">2</w:t>
-      </w:r>
-    </w:p>
-    <w:p>
-      <w:pPr>
-        <w:pStyle w:val="TOAEntry"/>
+        <w:t xml:space="preserve">2, 3</w:t>
+      </w:r>
+    </w:p>
+    <w:p>
+      <w:pPr>
+        <w:keepLines/>
+        <w:tabs>
+          <w:tab w:val="right" w:leader="dot" w:pos="9359"/>
+        </w:tabs>
+        <w:spacing w:before="156" w:after="0" w:line="312" w:lineRule="exact"/>
+        <w:ind w:left="576" w:right="1440" w:hanging="576"/>
       </w:pPr>
       <w:r>
         <w:rPr>
@@ -607,15 +1042,29 @@
         <w:t xml:space="preserve">, 257 Ga. 431 (1987)</w:t>
       </w:r>
       <w:r>
+        <w:t xml:space="preserve">  </w:t>
+      </w:r>
+      <w:r>
+        <w:rPr>
+          <w:sz w:val="18"/>
+        </w:rPr>
+        <w:t xml:space="preserve"> </w:t>
+      </w:r>
+      <w:r>
         <w:tab/>
       </w:r>
       <w:r>
-        <w:t xml:space="preserve">4</w:t>
-      </w:r>
-    </w:p>
-    <w:p>
-      <w:pPr>
-        <w:pStyle w:val="TOAEntry"/>
+        <w:t xml:space="preserve">5</w:t>
+      </w:r>
+    </w:p>
+    <w:p>
+      <w:pPr>
+        <w:keepLines/>
+        <w:tabs>
+          <w:tab w:val="right" w:leader="dot" w:pos="9359"/>
+        </w:tabs>
+        <w:spacing w:before="156" w:after="0" w:line="312" w:lineRule="exact"/>
+        <w:ind w:left="576" w:right="1440" w:hanging="576"/>
       </w:pPr>
       <w:r>
         <w:rPr>
@@ -628,6 +1077,15 @@
         <w:t xml:space="preserve">, 329 Ga. App. 342 (2014)</w:t>
       </w:r>
       <w:r>
+        <w:t xml:space="preserve">  </w:t>
+      </w:r>
+      <w:r>
+        <w:rPr>
+          <w:sz w:val="18"/>
+        </w:rPr>
+        <w:t xml:space="preserve"> </w:t>
+      </w:r>
+      <w:r>
         <w:tab/>
       </w:r>
       <w:r>
@@ -636,28 +1094,47 @@
     </w:p>
     <w:p>
       <w:pPr>
-        <w:pStyle w:val="TOAEntry"/>
+        <w:keepLines/>
+        <w:tabs>
+          <w:tab w:val="right" w:leader="dot" w:pos="9359"/>
+        </w:tabs>
+        <w:spacing w:before="156" w:after="0" w:line="312" w:lineRule="exact"/>
+        <w:ind w:left="576" w:right="1440" w:hanging="576"/>
       </w:pPr>
       <w:r>
         <w:rPr>
           <w:i/>
           <w:iCs/>
         </w:rPr>
-        <w:t xml:space="preserve">Med. Ctr. of Cent. Ga., Inc. v. Turner</w:t>
+        <w:t xml:space="preserve">Med. Ctr. of Cent. Ga., Inc. v. Turner</w:t>
       </w:r>
       <w:r>
         <w:t xml:space="preserve">, 322 Ga. 129 (2025)</w:t>
       </w:r>
       <w:r>
+        <w:t xml:space="preserve">  </w:t>
+      </w:r>
+      <w:r>
+        <w:rPr>
+          <w:sz w:val="18"/>
+        </w:rPr>
+        <w:t xml:space="preserve"> </w:t>
+      </w:r>
+      <w:r>
         <w:tab/>
       </w:r>
       <w:r>
-        <w:t xml:space="preserve">5</w:t>
-      </w:r>
-    </w:p>
-    <w:p>
-      <w:pPr>
-        <w:pStyle w:val="TOAEntry"/>
+        <w:t xml:space="preserve">6</w:t>
+      </w:r>
+    </w:p>
+    <w:p>
+      <w:pPr>
+        <w:keepLines/>
+        <w:tabs>
+          <w:tab w:val="right" w:leader="dot" w:pos="9359"/>
+        </w:tabs>
+        <w:spacing w:before="156" w:after="0" w:line="312" w:lineRule="exact"/>
+        <w:ind w:left="576" w:right="1440" w:hanging="576"/>
       </w:pPr>
       <w:r>
         <w:rPr>
@@ -670,6 +1147,15 @@
         <w:t xml:space="preserve">, 252 Ga. 330 (1984)</w:t>
       </w:r>
       <w:r>
+        <w:t xml:space="preserve">  </w:t>
+      </w:r>
+      <w:r>
+        <w:rPr>
+          <w:sz w:val="18"/>
+        </w:rPr>
+        <w:t xml:space="preserve"> </w:t>
+      </w:r>
+      <w:r>
         <w:tab/>
       </w:r>
       <w:r>
@@ -678,7 +1164,12 @@
     </w:p>
     <w:p>
       <w:pPr>
-        <w:pStyle w:val="TOAEntry"/>
+        <w:keepLines/>
+        <w:tabs>
+          <w:tab w:val="right" w:leader="dot" w:pos="9359"/>
+        </w:tabs>
+        <w:spacing w:before="156" w:after="0" w:line="312" w:lineRule="exact"/>
+        <w:ind w:left="576" w:right="1440" w:hanging="576"/>
       </w:pPr>
       <w:r>
         <w:rPr>
@@ -691,6 +1182,15 @@
         <w:t xml:space="preserve">, 249 Ga. App. 618 (2001)</w:t>
       </w:r>
       <w:r>
+        <w:t xml:space="preserve">  </w:t>
+      </w:r>
+      <w:r>
+        <w:rPr>
+          <w:sz w:val="18"/>
+        </w:rPr>
+        <w:t xml:space="preserve"> </w:t>
+      </w:r>
+      <w:r>
         <w:tab/>
       </w:r>
       <w:r>
@@ -699,7 +1199,12 @@
     </w:p>
     <w:p>
       <w:pPr>
-        <w:pStyle w:val="TOAEntry"/>
+        <w:keepLines/>
+        <w:tabs>
+          <w:tab w:val="right" w:leader="dot" w:pos="9359"/>
+        </w:tabs>
+        <w:spacing w:before="156" w:after="0" w:line="312" w:lineRule="exact"/>
+        <w:ind w:left="576" w:right="1440" w:hanging="576"/>
       </w:pPr>
       <w:r>
         <w:rPr>
@@ -712,26 +1217,124 @@
         <w:t xml:space="preserve">, 343 Ga. App. 637 (2017)</w:t>
       </w:r>
       <w:r>
+        <w:t xml:space="preserve">  </w:t>
+      </w:r>
+      <w:r>
+        <w:rPr>
+          <w:sz w:val="18"/>
+        </w:rPr>
+        <w:t xml:space="preserve"> </w:t>
+      </w:r>
+      <w:r>
         <w:tab/>
       </w:r>
       <w:r>
+        <w:t xml:space="preserve">5</w:t>
+      </w:r>
+    </w:p>
+    <w:p>
+      <w:pPr>
+        <w:keepNext/>
+        <w:keepLines/>
+        <w:spacing w:before="312" w:after="156" w:line="312" w:lineRule="exact"/>
+        <w:ind w:left="0"/>
+      </w:pPr>
+      <w:r>
+        <w:rPr>
+          <w:b/>
+          <w:bCs/>
+        </w:rPr>
+        <w:t xml:space="preserve">STATUTES</w:t>
+      </w:r>
+    </w:p>
+    <w:p>
+      <w:pPr>
+        <w:keepLines/>
+        <w:tabs>
+          <w:tab w:val="right" w:leader="dot" w:pos="9359"/>
+        </w:tabs>
+        <w:spacing w:before="156" w:after="0" w:line="312" w:lineRule="exact"/>
+        <w:ind w:left="576" w:right="1440" w:hanging="576"/>
+      </w:pPr>
+      <w:r>
+        <w:t xml:space="preserve">O.C.G.A. § 51</w:t>
+        <w:noBreakHyphen/>
+        <w:t xml:space="preserve">12</w:t>
+        <w:noBreakHyphen/>
+        <w:t xml:space="preserve">2</w:t>
+      </w:r>
+      <w:r>
+        <w:t xml:space="preserve">  </w:t>
+      </w:r>
+      <w:r>
+        <w:rPr>
+          <w:sz w:val="18"/>
+        </w:rPr>
+        <w:t xml:space="preserve"> </w:t>
+      </w:r>
+      <w:r>
+        <w:tab/>
+      </w:r>
+      <w:r>
+        <w:t xml:space="preserve">2</w:t>
+      </w:r>
+    </w:p>
+    <w:p>
+      <w:pPr>
+        <w:keepLines/>
+        <w:tabs>
+          <w:tab w:val="right" w:leader="dot" w:pos="9359"/>
+        </w:tabs>
+        <w:spacing w:before="156" w:after="0" w:line="312" w:lineRule="exact"/>
+        <w:ind w:left="576" w:right="1440" w:hanging="576"/>
+      </w:pPr>
+      <w:r>
+        <w:t xml:space="preserve">O.C.G.A. § 51</w:t>
+        <w:noBreakHyphen/>
+        <w:t xml:space="preserve">13</w:t>
+        <w:noBreakHyphen/>
+        <w:t xml:space="preserve">1</w:t>
+      </w:r>
+      <w:r>
+        <w:t xml:space="preserve">  </w:t>
+      </w:r>
+      <w:r>
+        <w:rPr>
+          <w:sz w:val="18"/>
+        </w:rPr>
+        <w:t xml:space="preserve"> </w:t>
+      </w:r>
+      <w:r>
+        <w:tab/>
+      </w:r>
+      <w:r>
+        <w:t xml:space="preserve">5, 7, 8</w:t>
+      </w:r>
+    </w:p>
+    <w:p>
+      <w:pPr>
+        <w:keepLines/>
+        <w:tabs>
+          <w:tab w:val="right" w:leader="dot" w:pos="9359"/>
+        </w:tabs>
+        <w:spacing w:before="156" w:after="0" w:line="312" w:lineRule="exact"/>
+        <w:ind w:left="576" w:right="1440" w:hanging="576"/>
+      </w:pPr>
+      <w:r>
+        <w:t xml:space="preserve">O.C.G.A. § 51</w:t>
+        <w:noBreakHyphen/>
         <w:t xml:space="preserve">4</w:t>
-      </w:r>
-    </w:p>
-    <w:p>
-      <w:pPr>
-        <w:pStyle w:val="TOACategory"/>
-      </w:pPr>
-      <w:r>
-        <w:t xml:space="preserve">STATUTES</w:t>
-      </w:r>
-    </w:p>
-    <w:p>
-      <w:pPr>
-        <w:pStyle w:val="TOAEntry"/>
-      </w:pPr>
-      <w:r>
-        <w:t xml:space="preserve">O.C.G.A. § 51-12-2</w:t>
+        <w:noBreakHyphen/>
+        <w:t xml:space="preserve">1</w:t>
+      </w:r>
+      <w:r>
+        <w:t xml:space="preserve">  </w:t>
+      </w:r>
+      <w:r>
+        <w:rPr>
+          <w:sz w:val="18"/>
+        </w:rPr>
+        <w:t xml:space="preserve"> </w:t>
       </w:r>
       <w:r>
         <w:tab/>
@@ -742,24 +1345,28 @@
     </w:p>
     <w:p>
       <w:pPr>
-        <w:pStyle w:val="TOAEntry"/>
-      </w:pPr>
-      <w:r>
-        <w:t xml:space="preserve">O.C.G.A. § 51-4-1</w:t>
-      </w:r>
-      <w:r>
-        <w:tab/>
-      </w:r>
-      <w:r>
-        <w:t xml:space="preserve">2</w:t>
-      </w:r>
-    </w:p>
-    <w:p>
-      <w:pPr>
-        <w:pStyle w:val="TOAEntry"/>
-      </w:pPr>
-      <w:r>
-        <w:t xml:space="preserve">O.C.G.A. § 9-11-16</w:t>
+        <w:keepLines/>
+        <w:tabs>
+          <w:tab w:val="right" w:leader="dot" w:pos="9359"/>
+        </w:tabs>
+        <w:spacing w:before="156" w:after="0" w:line="312" w:lineRule="exact"/>
+        <w:ind w:left="576" w:right="1440" w:hanging="576"/>
+      </w:pPr>
+      <w:r>
+        <w:t xml:space="preserve">O.C.G.A. § 9</w:t>
+        <w:noBreakHyphen/>
+        <w:t xml:space="preserve">11</w:t>
+        <w:noBreakHyphen/>
+        <w:t xml:space="preserve">16</w:t>
+      </w:r>
+      <w:r>
+        <w:t xml:space="preserve">  </w:t>
+      </w:r>
+      <w:r>
+        <w:rPr>
+          <w:sz w:val="18"/>
+        </w:rPr>
+        <w:t xml:space="preserve"> </w:t>
       </w:r>
       <w:r>
         <w:tab/>
@@ -772,10 +1379,10 @@
       <w:pPr>
         <w:spacing w:before="0" w:after="0" w:line="20" w:lineRule="exact"/>
         <w:sectPr>
-          <w:footerReference w:type="default" r:id="rIdGaFooter"/>
+          <w:footerReference w:type="default" r:id="rIdFtrGa"/>
           <w:pgSz w:w="12240" w:h="15840"/>
-          <w:pgMar w:top="1440" w:right="1440" w:bottom="1440" w:left="1440" w:header="720" w:footer="720" w:gutter="0"/>
-          <w:pgNumType w:fmt="lowerRoman" w:start="1"/>
+          <w:pgMar w:top="1440" w:right="1441" w:bottom="1440" w:left="1440" w:header="720" w:footer="552" w:gutter="0"/>
+          <w:pgNumType w:fmt="lowerRoman" w:start="2"/>
         </w:sectPr>
       </w:pPr>
     </w:p>
@@ -823,7 +1430,13 @@
         <w:pStyle w:val="BodyText"/>
       </w:pPr>
       <w:r>
-        <w:t xml:space="preserve">As noted in Appellants’ Principal Brief, none of the three Pretrial Orders in this case so much as mentioned a damages cap. See V13 157-93 (PTO of May 21, 2024);</w:t>
+        <w:t xml:space="preserve">As noted in Appellants’ Principal Brief, none of the three Pretrial Orders in this case so much as mentioned a damages cap. See V13 157</w:t>
+      </w:r>
+      <w:r>
+        <w:noBreakHyphen/>
+      </w:r>
+      <w:r>
+        <w:t xml:space="preserve">93 (PTO of May 21, 2024);</w:t>
       </w:r>
       <w:r>
         <w:t xml:space="preserve"> </w:t>
@@ -839,7 +1452,67 @@
         <w:t xml:space="preserve"> </w:t>
       </w:r>
       <w:r>
-        <w:t xml:space="preserve">305-27 (PTO of July 18, 2024); V20 33-55 (operative PTO). In fact, in each Pretrial Order, Defendants explained that the proper measure of damages for any wrongful death claim was governed by the wrongful death statute, with not a word about the Cap Statute they now champion; in each, Defendants agreed that the “types of damages and the applicable measure of those damages . . . would be those damages appropriate pursuant to OCGA § 51-4-1 and OCGA § 51-12-2.” V13 173; V13 315 (same); V20 43 (same; operative PTO); see O.C.G.A. §§ 51-4-1(1) (wrongful death chapter; defining “full value of the life of the decedent”); 51-12-2 (defining “general damages” and “special damages”).</w:t>
+        <w:t xml:space="preserve">305</w:t>
+      </w:r>
+      <w:r>
+        <w:noBreakHyphen/>
+      </w:r>
+      <w:r>
+        <w:t xml:space="preserve">27 (PTO of July 18, 2024); V20 33</w:t>
+      </w:r>
+      <w:r>
+        <w:noBreakHyphen/>
+      </w:r>
+      <w:r>
+        <w:t xml:space="preserve">55 (operative PTO). In fact, in each Pretrial Order, Defendants explained that the proper measure of damages for any wrongful death claim was governed by the wrongful death statute, with not a word about the Cap Statute they now champion; in each, Defendants agreed that the “types of damages and the applicable measure of those damages . . . would be those damages appropriate pursuant to OCGA § 51</w:t>
+      </w:r>
+      <w:r>
+        <w:noBreakHyphen/>
+      </w:r>
+      <w:r>
+        <w:t xml:space="preserve">4</w:t>
+      </w:r>
+      <w:r>
+        <w:noBreakHyphen/>
+      </w:r>
+      <w:r>
+        <w:t xml:space="preserve">1 and OCGA § 51</w:t>
+      </w:r>
+      <w:r>
+        <w:noBreakHyphen/>
+      </w:r>
+      <w:r>
+        <w:t xml:space="preserve">12</w:t>
+      </w:r>
+      <w:r>
+        <w:noBreakHyphen/>
+      </w:r>
+      <w:r>
+        <w:t xml:space="preserve">2.” V13 173; V13 315 (same); V20 43 (same; operative PTO); see O.C.G.A. §§ 51</w:t>
+      </w:r>
+      <w:r>
+        <w:noBreakHyphen/>
+      </w:r>
+      <w:r>
+        <w:t xml:space="preserve">4</w:t>
+      </w:r>
+      <w:r>
+        <w:noBreakHyphen/>
+      </w:r>
+      <w:r>
+        <w:t xml:space="preserve">1(1) (wrongful death chapter; defining “full value of the life of the decedent”); 51</w:t>
+      </w:r>
+      <w:r>
+        <w:noBreakHyphen/>
+      </w:r>
+      <w:r>
+        <w:t xml:space="preserve">12</w:t>
+      </w:r>
+      <w:r>
+        <w:noBreakHyphen/>
+      </w:r>
+      <w:r>
+        <w:t xml:space="preserve">2 (defining “general damages” and “special damages”).</w:t>
       </w:r>
     </w:p>
     <w:p>
@@ -892,7 +1565,25 @@
         <w:t xml:space="preserve"> </w:t>
       </w:r>
       <w:r>
-        <w:t xml:space="preserve">at 318-20. And that makes all the sense in the world, given the statutory command that “[t]he order, when entered, controls the subsequent course of the action unless modified at the trial to prevent manifest injustice.” O.C.G.A. § 9-11-16(b) (emphasis added).</w:t>
+        <w:t xml:space="preserve">at 318</w:t>
+      </w:r>
+      <w:r>
+        <w:noBreakHyphen/>
+      </w:r>
+      <w:r>
+        <w:t xml:space="preserve">20. And that makes all the sense in the world, given the statutory command that “[t]he order, when entered, controls the subsequent course of the action unless modified at the trial to prevent manifest injustice.” O.C.G.A. § 9</w:t>
+      </w:r>
+      <w:r>
+        <w:noBreakHyphen/>
+      </w:r>
+      <w:r>
+        <w:t xml:space="preserve">11</w:t>
+      </w:r>
+      <w:r>
+        <w:noBreakHyphen/>
+      </w:r>
+      <w:r>
+        <w:t xml:space="preserve">16(b) (emphasis added).</w:t>
       </w:r>
     </w:p>
     <w:p>
@@ -913,7 +1604,19 @@
         <w:t xml:space="preserve">McClure v. McCurry</w:t>
       </w:r>
       <w:r>
-        <w:t xml:space="preserve">, 329 Ga. App. 342, 343 (2014) (failure to include O.C.G.A. § 9-15-14 claim in pretrial order was not a waiver, since that statutory framework expressly allows for such motions to be filed after rendition of judgment).</w:t>
+        <w:t xml:space="preserve">, 329 Ga. App. 342, 343 (2014) (failure to include O.C.G.A. § 9</w:t>
+      </w:r>
+      <w:r>
+        <w:noBreakHyphen/>
+      </w:r>
+      <w:r>
+        <w:t xml:space="preserve">15</w:t>
+      </w:r>
+      <w:r>
+        <w:noBreakHyphen/>
+      </w:r>
+      <w:r>
+        <w:t xml:space="preserve">14 claim in pretrial order was not a waiver, since that statutory framework expressly allows for such motions to be filed after rendition of judgment).</w:t>
       </w:r>
     </w:p>
     <w:p>
@@ -934,7 +1637,19 @@
         <w:t xml:space="preserve">Phillips</w:t>
       </w:r>
       <w:r>
-        <w:t xml:space="preserve">, 268 Ga. at 319 (aggrieved litigant cannot complain about pretrial order “cap” concession, since it would unduly burden an opposing litigant’s ability to conduct the trial). That a jury does not decide whether the cap applies has basically nothing to do with the conduct of trial: what claims are raised (i.e., lesser-value economic damages claims, such as lost wages), what witnesses are called, what testimony is elicited, what documentary evidence is submitted, and what arguments are emphasized in closing. E.g., V25 63 (previewing damages portion of closing as being essentially about the “full value of the life” of April Clark); 110-15 (Plaintiffs’ closing; “I want to talk about what the wrongful death damages mean” and including only noneconomic concepts); V25 200-02 (charge conference; decision not to put up evidence of lost wages impacts charges given to jury). Not to mention the verdict form, which could have segregated the economic and noneconomic damages for the wrongful death claim, had it been known that Defendants would contend that the cap was in play.</w:t>
+        <w:t xml:space="preserve">, 268 Ga. at 319 (aggrieved litigant cannot complain about pretrial order “cap” concession, since it would unduly burden an opposing litigant’s ability to conduct the trial). That a jury does not decide whether the cap applies has basically nothing to do with the conduct of trial: what claims are raised (i.e., lesser-value economic damages claims, such as lost wages), what witnesses are called, what testimony is elicited, what documentary evidence is submitted, and what arguments are emphasized in closing. E.g., V25 63 (previewing damages portion of closing as being essentially about the “full value of the life” of April Clark); 110</w:t>
+      </w:r>
+      <w:r>
+        <w:noBreakHyphen/>
+      </w:r>
+      <w:r>
+        <w:t xml:space="preserve">15 (Plaintiffs’ closing; “I want to talk about what the wrongful death damages mean” and including only noneconomic concepts); V25 200</w:t>
+      </w:r>
+      <w:r>
+        <w:noBreakHyphen/>
+      </w:r>
+      <w:r>
+        <w:t xml:space="preserve">02 (charge conference; decision not to put up evidence of lost wages impacts charges given to jury). Not to mention the verdict form, which could have segregated the economic and noneconomic damages for the wrongful death claim, had it been known that Defendants would contend that the cap was in play.</w:t>
       </w:r>
     </w:p>
     <w:p>
@@ -942,7 +1657,13 @@
         <w:pStyle w:val="BodyText"/>
       </w:pPr>
       <w:r>
-        <w:t xml:space="preserve">And the defense seized on the information vacuum: in their closing, Defendants went all-in on the bogeyman of an exorbitant (read: cap-exceeding) verdict, expressly arguing that Plaintiffs would be asking for “millions” of dollars and for that reason the jurors should be especially skeptical of the arguments and evidence proffered by the Clarks. V25 73, 96. Defendants deny that the cap affected the Clarks’ strategy or impacts plaintiffs’ trial strategies generally, EE Br. at 17-19, but their arguments ring hollow. They first cherry-pick language from</w:t>
+        <w:t xml:space="preserve">And the defense seized on the information vacuum: in their closing, Defendants went all-in on the bogeyman of an exorbitant (read: cap-exceeding) verdict, expressly arguing that Plaintiffs would be asking for “millions” of dollars and for that reason the jurors should be especially skeptical of the arguments and evidence proffered by the Clarks. V25 73, 96. Defendants deny that the cap affected the Clarks’ strategy or impacts plaintiffs’ trial strategies generally, EE Br. at 17</w:t>
+      </w:r>
+      <w:r>
+        <w:noBreakHyphen/>
+      </w:r>
+      <w:r>
+        <w:t xml:space="preserve">19, but their arguments ring hollow. They first cherry-pick language from</w:t>
       </w:r>
       <w:r>
         <w:t xml:space="preserve"> </w:t>
@@ -984,7 +1705,7 @@
     </w:p>
     <w:p>
       <w:pPr>
-        <w:pStyle w:val="BodyText"/>
+        <w:pStyle w:val="BodyTextNote"/>
       </w:pPr>
       <w:r>
         <w:t xml:space="preserve">That’s why a pretrial order is so important: it demands transparency, to prevent surprises and sandbagging. And it is of no moment whether the omitted issue is in the nature of a procedural defense, “rather than an issue pertaining to the merits to be resolved at trial”; it can and will be waived “if [it] is omitted from the [pretrial] order.”</w:t>
@@ -1095,12 +1816,18 @@
         <w:t xml:space="preserve"> </w:t>
       </w:r>
       <w:r>
-        <w:t xml:space="preserve">at 622-23.</w:t>
-      </w:r>
-    </w:p>
-    <w:p>
-      <w:pPr>
-        <w:pStyle w:val="BodyText"/>
+        <w:t xml:space="preserve">at 622</w:t>
+      </w:r>
+      <w:r>
+        <w:noBreakHyphen/>
+      </w:r>
+      <w:r>
+        <w:t xml:space="preserve">23.</w:t>
+      </w:r>
+    </w:p>
+    <w:p>
+      <w:pPr>
+        <w:pStyle w:val="BodyTextNote"/>
       </w:pPr>
       <w:r>
         <w:t xml:space="preserve">Here, the exact opposite is true; the “status quo” since</w:t>
@@ -1119,7 +1846,19 @@
         <w:t xml:space="preserve"> </w:t>
       </w:r>
       <w:r>
-        <w:t xml:space="preserve">has been that § 51-13-1’s noneconomic damages cap is unconstitutional, and until</w:t>
+        <w:t xml:space="preserve">has been that § 51</w:t>
+      </w:r>
+      <w:r>
+        <w:noBreakHyphen/>
+      </w:r>
+      <w:r>
+        <w:t xml:space="preserve">13</w:t>
+      </w:r>
+      <w:r>
+        <w:noBreakHyphen/>
+      </w:r>
+      <w:r>
+        <w:t xml:space="preserve">1’s noneconomic damages cap is unconstitutional, and until</w:t>
       </w:r>
       <w:r>
         <w:t xml:space="preserve"> </w:t>
@@ -1215,10 +1954,16 @@
           <w:i/>
           <w:iCs/>
         </w:rPr>
-        <w:t xml:space="preserve">Daimler Chrysler Corp. v. Ferrante</w:t>
-      </w:r>
-      <w:r>
-        <w:t xml:space="preserve">, 281 Ga. 273, 274 (2006); see also NT Brief at 18-25. Such an analysis requires an assessment of the provisions’ “mutual dependence”: “in order for one part of a statute to be upheld as severable when another is stricken as unconstitutional, they must not be mutually dependent on one another.”</w:t>
+        <w:t xml:space="preserve">Daimler Chrysler Corp. v. Ferrante</w:t>
+      </w:r>
+      <w:r>
+        <w:t xml:space="preserve">, 281 Ga. 273, 274 (2006); see also NT Brief at 18</w:t>
+      </w:r>
+      <w:r>
+        <w:noBreakHyphen/>
+      </w:r>
+      <w:r>
+        <w:t xml:space="preserve">25. Such an analysis requires an assessment of the provisions’ “mutual dependence”: “in order for one part of a statute to be upheld as severable when another is stricken as unconstitutional, they must not be mutually dependent on one another.”</w:t>
       </w:r>
       <w:r>
         <w:t xml:space="preserve"> </w:t>
@@ -1236,15 +1981,17 @@
     </w:p>
     <w:p>
       <w:pPr>
-        <w:pStyle w:val="Heading2Body"/>
-      </w:pPr>
+        <w:pStyle w:val="Heading2"/>
+      </w:pPr>
+      <w:bookmarkStart w:id="14" w:name="_cabc62f6204d27043eb481c344d0ef184493c2c"/>
       <w:r>
         <w:t xml:space="preserve">B. The Trial Court’s Erroneous Approach and Conclusion</w:t>
       </w:r>
-    </w:p>
-    <w:p>
-      <w:pPr>
-        <w:pStyle w:val="BodyNoIndent"/>
+      <w:bookmarkEnd w:id="14"/>
+    </w:p>
+    <w:p>
+      <w:pPr>
+        <w:pStyle w:val="FirstParagraph"/>
       </w:pPr>
       <w:r>
         <w:t xml:space="preserve">The trial court did not recognize those governing analytical rules. To the contrary, the trial court abdicated that role, disclaiming the need for “word-by-word editing,” since, in its view, the statute could be held constitutional as applied. V26 154. That end result is impossible under the statutory language, the Legislature’s intended goal, and this Court’s governing precedent.</w:t>
@@ -1276,30 +2023,46 @@
     </w:p>
     <w:p>
       <w:pPr>
-        <w:pStyle w:val="Compact"/>
-        <w:numPr>
-          <w:ilvl w:val="0"/>
-          <w:numId w:val="1001"/>
-        </w:numPr>
-      </w:pPr>
-      <w:r>
-        <w:t xml:space="preserve">In every “medical malpractice action” under the statute, there can be only one “claimant,” regardless of how many plaintiffs there are, and even if there are multiple claims held by those plaintiffs, there still is but one “cap,” O.C.G.A. § 51-13-1(a)(1);</w:t>
+        <w:pStyle w:val="ListItem"/>
+      </w:pPr>
+      <w:r>
+        <w:t xml:space="preserve">•</w:t>
+      </w:r>
+      <w:r>
+        <w:tab/>
+      </w:r>
+      <w:r>
+        <w:t xml:space="preserve">In every “medical malpractice action” under the statute, there can be only one “claimant,” regardless of how many plaintiffs there are, and even if there are multiple claims held by those plaintiffs, there still is but one “cap,” O.C.G.A. § 51</w:t>
+      </w:r>
+      <w:r>
+        <w:noBreakHyphen/>
+      </w:r>
+      <w:r>
+        <w:t xml:space="preserve">13</w:t>
+      </w:r>
+      <w:r>
+        <w:noBreakHyphen/>
+      </w:r>
+      <w:r>
+        <w:t xml:space="preserve">1⁠(⁠a⁠)⁠(⁠1⁠);</w:t>
       </w:r>
       <w:r>
         <w:rPr>
           <w:rStyle w:val="FootnoteReference"/>
         </w:rPr>
-        <w:footnoteReference w:id="14"/>
-      </w:r>
-    </w:p>
-    <w:p>
-      <w:pPr>
-        <w:pStyle w:val="Compact"/>
-        <w:numPr>
-          <w:ilvl w:val="0"/>
-          <w:numId w:val="1001"/>
-        </w:numPr>
-      </w:pPr>
+        <w:footnoteReference w:id="15"/>
+      </w:r>
+    </w:p>
+    <w:p>
+      <w:pPr>
+        <w:pStyle w:val="ListItem"/>
+      </w:pPr>
+      <w:r>
+        <w:t xml:space="preserve">•</w:t>
+      </w:r>
+      <w:r>
+        <w:tab/>
+      </w:r>
       <w:r>
         <w:t xml:space="preserve">Any statutory “cap” on noneconomic damages applies to “any verdict returned or judgment rendered,”</w:t>
       </w:r>
@@ -1322,14 +2085,16 @@
     </w:p>
     <w:p>
       <w:pPr>
-        <w:pStyle w:val="Compact"/>
-        <w:numPr>
-          <w:ilvl w:val="0"/>
-          <w:numId w:val="1001"/>
-        </w:numPr>
-      </w:pPr>
-      <w:r>
-        <w:t xml:space="preserve">A single cap applies to every verdict/judgment against doctors and their practice, again aggregating plaintiffs, causes of actions, and jury awards,</w:t>
+        <w:pStyle w:val="ListItem"/>
+      </w:pPr>
+      <w:r>
+        <w:t xml:space="preserve">•</w:t>
+      </w:r>
+      <w:r>
+        <w:tab/>
+      </w:r>
+      <w:r>
+        <w:t xml:space="preserve">A single cap applies to every verdict/​judgment against doctors and their practice, again aggregating plaintiffs, causes of actions, and jury awards,</w:t>
       </w:r>
       <w:r>
         <w:t xml:space="preserve"> </w:t>
@@ -1353,7 +2118,19 @@
         <w:pStyle w:val="FirstParagraph"/>
       </w:pPr>
       <w:r>
-        <w:t xml:space="preserve">In short, the “remaining” statutory language is completely interdependent with the constitutionally infirm portions of O.C.G.A. § 51-13-1.</w:t>
+        <w:t xml:space="preserve">In short, the “remaining” statutory language is completely interdependent with the constitutionally infirm portions of O.C.G.A. § 51</w:t>
+      </w:r>
+      <w:r>
+        <w:noBreakHyphen/>
+      </w:r>
+      <w:r>
+        <w:t xml:space="preserve">13</w:t>
+      </w:r>
+      <w:r>
+        <w:noBreakHyphen/>
+      </w:r>
+      <w:r>
+        <w:t xml:space="preserve">1.</w:t>
       </w:r>
     </w:p>
     <w:p>
@@ -1361,7 +2138,19 @@
         <w:pStyle w:val="BodyText"/>
       </w:pPr>
       <w:r>
-        <w:t xml:space="preserve">This case exemplifies the impossibility of severability given the statutory language. Both Charles Clark (the plaintiff with standing to bring a death claim) and April Clark (Estate claims) are one “claimant” under the statute, and subject to a single “cap” as to the “total amount recoverable . . . regardless of . . . the number of separate causes of action” asserted. O.C.G.A. § 51-13-1(b). But under</w:t>
+        <w:t xml:space="preserve">This case exemplifies the impossibility of severability given the statutory language. Both Charles Clark (the plaintiff with standing to bring a death claim) and April Clark (Estate claims) are one “claimant” under the statute, and subject to a single “cap” as to the “total amount recoverable . . . regardless of . . . the number of separate causes of action” asserted. O.C.G.A. § 51</w:t>
+      </w:r>
+      <w:r>
+        <w:noBreakHyphen/>
+      </w:r>
+      <w:r>
+        <w:t xml:space="preserve">13</w:t>
+      </w:r>
+      <w:r>
+        <w:noBreakHyphen/>
+      </w:r>
+      <w:r>
+        <w:t xml:space="preserve">1(b). But under</w:t>
       </w:r>
       <w:r>
         <w:t xml:space="preserve"> </w:t>
@@ -1412,19 +2201,49 @@
     </w:p>
     <w:p>
       <w:pPr>
-        <w:pStyle w:val="Heading2Body"/>
-      </w:pPr>
+        <w:pStyle w:val="Heading2"/>
+      </w:pPr>
+      <w:bookmarkStart w:id="16" w:name="_4a899cfd2fa3f5c17c45d647f39b9b9f443d8c2"/>
       <w:r>
         <w:t xml:space="preserve">C. Defendants’ Contrary Arguments Fail</w:t>
       </w:r>
+      <w:bookmarkEnd w:id="16"/>
     </w:p>
     <w:p>
       <w:pPr>
         <w:pStyle w:val="Heading3"/>
       </w:pPr>
-      <w:bookmarkStart w:id="15" w:name="_fd391db76fbc235bf4a4f104ee2a1622e05b3fa"/>
+      <w:bookmarkStart w:id="17" w:name="_fd391db76fbc235bf4a4f104ee2a1622e05b3fa"/>
       <w:r>
         <w:t xml:space="preserve">3. A Post-</w:t>
+      </w:r>
+      <w:r>
+        <w:rPr>
+          <w:i w:val="0"/>
+          <w:iCs w:val="0"/>
+        </w:rPr>
+        <w:t xml:space="preserve">Nestlehutt</w:t>
+      </w:r>
+      <w:r>
+        <w:t xml:space="preserve"> </w:t>
+      </w:r>
+      <w:r>
+        <w:t xml:space="preserve">Version of the Cap Statute Fails to Support the Legislature’s Intent</w:t>
+      </w:r>
+      <w:bookmarkEnd w:id="17"/>
+    </w:p>
+    <w:p>
+      <w:pPr>
+        <w:pStyle w:val="FirstParagraph"/>
+      </w:pPr>
+      <w:r>
+        <w:t xml:space="preserve">Lastly, the Defendants argue that even under a severability framework, the wrongful death cap survives because any such cap furthers the General Assembly’s intent. EE Br. at 26</w:t>
+      </w:r>
+      <w:r>
+        <w:noBreakHyphen/>
+      </w:r>
+      <w:r>
+        <w:t xml:space="preserve">29. A reductionist argument that “any cap is a good cap” does not square with an analysis of the potentially constitutional language that remains, post-</w:t>
       </w:r>
       <w:r>
         <w:rPr>
@@ -1434,29 +2253,19 @@
         <w:t xml:space="preserve">Nestlehutt</w:t>
       </w:r>
       <w:r>
-        <w:t xml:space="preserve"> </w:t>
-      </w:r>
-      <w:r>
-        <w:t xml:space="preserve">Version of the Cap Statute Fails to Support the Legislature’s Intent</w:t>
-      </w:r>
-      <w:bookmarkEnd w:id="15"/>
-    </w:p>
-    <w:p>
-      <w:pPr>
-        <w:pStyle w:val="FirstParagraph"/>
-      </w:pPr>
-      <w:r>
-        <w:t xml:space="preserve">Lastly, the Defendants argue that even under a severability framework, the wrongful death cap survives because any such cap furthers the General Assembly’s intent. EE Br. at 26-29. A reductionist argument that “any cap is a good cap” does not square with an analysis of the potentially constitutional language that remains, post-</w:t>
-      </w:r>
+        <w:t xml:space="preserve">; when that process occurs, there is simply no intellectually honest method to carve up the language of the Cap Statute to support the trial court’s ruling, without straying over the separation of powers principles that bind every Georgia court.</w:t>
+      </w:r>
+    </w:p>
+    <w:p>
+      <w:pPr>
+        <w:pStyle w:val="BodyText"/>
+      </w:pPr>
       <w:r>
         <w:rPr>
           <w:i/>
           <w:iCs/>
         </w:rPr>
-        <w:t xml:space="preserve">Nestlehutt</w:t>
-      </w:r>
-      <w:r>
-        <w:t xml:space="preserve">; when that process occurs, there is simply no intellectually honest method to carve up the language of the Cap Statute to support the trial court’s ruling, without straying over the separation of powers principles that bind every Georgia court.</w:t>
+        <w:t xml:space="preserve">[Omitted from this transcription: the filed brief’s pages 19 to 32, the rest of section II.C.3, section III, section IV and section V.]</w:t>
       </w:r>
     </w:p>
     <w:p>
@@ -1468,36 +2277,24 @@
           <w:i/>
           <w:iCs/>
         </w:rPr>
-        <w:t xml:space="preserve">[Omitted from this transcription: the filed brief’s pages 19 to 32, the rest of section II.C.3, section III, section IV and section V.]</w:t>
+        <w:t xml:space="preserve">[Omitted from this transcription: the filed brief’s page 33.]</w:t>
       </w:r>
     </w:p>
     <w:p>
       <w:pPr>
         <w:pStyle w:val="BodyText"/>
       </w:pPr>
+      <w:r>
+        <w:t xml:space="preserve">At base, Defendants now glom onto an argument that they never fleshed out below and the trial court did not rule on – and that is substantively wrong besides.</w:t>
+      </w:r>
+      <w:r>
+        <w:t xml:space="preserve"> </w:t>
+      </w:r>
       <w:r>
         <w:rPr>
           <w:i/>
           <w:iCs/>
         </w:rPr>
-        <w:t xml:space="preserve">[Omitted from this transcription: the filed brief’s page 33.]</w:t>
-      </w:r>
-    </w:p>
-    <w:p>
-      <w:pPr>
-        <w:pStyle w:val="BodyText"/>
-      </w:pPr>
-      <w:r>
-        <w:t xml:space="preserve">At base, Defendants now glom onto an argument that they never fleshed out below and the trial court did not rule on – and that is substantively wrong besides.</w:t>
-      </w:r>
-      <w:r>
-        <w:t xml:space="preserve"> </w:t>
-      </w:r>
-      <w:r>
-        <w:rPr>
-          <w:i/>
-          <w:iCs/>
-        </w:rPr>
         <w:t xml:space="preserve">Nestlehutt</w:t>
       </w:r>
       <w:r>
@@ -1511,11 +2308,11 @@
       <w:pPr>
         <w:pStyle w:val="Heading1"/>
       </w:pPr>
-      <w:bookmarkStart w:id="16" w:name="_conclusion"/>
+      <w:bookmarkStart w:id="18" w:name="_conclusion"/>
       <w:r>
         <w:t xml:space="preserve">CONCLUSION</w:t>
       </w:r>
-      <w:bookmarkEnd w:id="16"/>
+      <w:bookmarkEnd w:id="18"/>
     </w:p>
     <w:p>
       <w:pPr>
@@ -1527,7 +2324,10 @@
     </w:p>
     <w:p>
       <w:pPr>
-        <w:pStyle w:val="ClosingKeep"/>
+        <w:keepNext/>
+        <w:keepLines/>
+        <w:spacing w:before="0" w:after="0" w:line="624" w:lineRule="exact"/>
+        <w:ind w:left="0"/>
       </w:pPr>
       <w:r>
         <w:t xml:space="preserve">This submission does not exceed the word-count limit imposed by Rule 20.</w:t>
@@ -1535,45 +2335,53 @@
     </w:p>
     <w:p>
       <w:pPr>
-        <w:pStyle w:val="ClosingKeep"/>
+        <w:keepNext/>
+        <w:keepLines/>
+        <w:spacing w:before="0" w:after="312" w:line="624" w:lineRule="exact"/>
+        <w:ind w:left="0"/>
       </w:pPr>
       <w:r>
         <w:t xml:space="preserve">Respectfully submitted, this 29th day of December, 2025.</w:t>
       </w:r>
-    </w:p>
-    <w:p>
-      <w:pPr>
-        <w:pStyle w:val="GapLargeKeep"/>
-      </w:pPr>
     </w:p>
     <w:tbl>
       <w:tblPr>
-        <w:tblStyle w:val="Table"/>
-        <w:tblW w:type="pct" w:w="5000"/>
+        <w:tblW w:w="9360" w:type="dxa"/>
+        <w:tblInd w:w="0" w:type="dxa"/>
         <w:tblLayout w:type="fixed"/>
-        <w:tblLook w:firstRow="0" w:lastRow="0" w:firstColumn="0" w:lastColumn="0" w:noHBand="0" w:noVBand="0" w:val="0000"/>
+        <w:tblCellMar>
+          <w:top w:w="0" w:type="dxa"/>
+          <w:left w:w="0" w:type="dxa"/>
+          <w:bottom w:w="0" w:type="dxa"/>
+          <w:right w:w="0" w:type="dxa"/>
+        </w:tblCellMar>
       </w:tblPr>
       <w:tblGrid>
-        <w:gridCol w:w="3960"/>
-        <w:gridCol w:w="3960"/>
+        <w:gridCol w:w="4464"/>
+        <w:gridCol w:w="432"/>
+        <w:gridCol w:w="4464"/>
       </w:tblGrid>
       <w:tr>
         <w:trPr>
           <w:cantSplit/>
         </w:trPr>
         <w:tc>
-          <w:tcPr/>
-          <w:p>
-            <w:pPr>
-              <w:pStyle w:val="SigSingle"/>
-            </w:pPr>
-            <w:r>
-              <w:t xml:space="preserve">/s/ Darren Summerville</w:t>
-            </w:r>
-          </w:p>
-          <w:p>
-            <w:pPr>
-              <w:pStyle w:val="SigSingle"/>
+          <w:tcPr>
+            <w:tcW w:w="4464" w:type="dxa"/>
+          </w:tcPr>
+          <w:p>
+            <w:pPr>
+              <w:spacing w:before="0" w:after="0" w:line="312" w:lineRule="exact"/>
+              <w:ind w:left="0"/>
+            </w:pPr>
+            <w:r>
+              <w:t xml:space="preserve">/​s/ Darren Summerville</w:t>
+            </w:r>
+          </w:p>
+          <w:p>
+            <w:pPr>
+              <w:spacing w:before="0" w:after="0" w:line="312" w:lineRule="exact"/>
+              <w:ind w:left="0"/>
             </w:pPr>
             <w:r>
               <w:t xml:space="preserve">Darren Summerville</w:t>
@@ -1581,15 +2389,17 @@
           </w:p>
           <w:p>
             <w:pPr>
-              <w:pStyle w:val="SigSingle"/>
-            </w:pPr>
-            <w:r>
-              <w:t xml:space="preserve">Georgia Bar No. 691978</w:t>
-            </w:r>
-          </w:p>
-          <w:p>
-            <w:pPr>
-              <w:pStyle w:val="SigSingle"/>
+              <w:spacing w:before="0" w:after="0" w:line="312" w:lineRule="exact"/>
+              <w:ind w:left="0"/>
+            </w:pPr>
+            <w:r>
+              <w:t xml:space="preserve">Georgia Bar No. 691978</w:t>
+            </w:r>
+          </w:p>
+          <w:p>
+            <w:pPr>
+              <w:spacing w:before="0" w:after="0" w:line="312" w:lineRule="exact"/>
+              <w:ind w:left="0"/>
             </w:pPr>
             <w:r>
               <w:t xml:space="preserve">Elizabeth Stone</w:t>
@@ -1597,15 +2407,17 @@
           </w:p>
           <w:p>
             <w:pPr>
-              <w:pStyle w:val="SigSingle"/>
-            </w:pPr>
-            <w:r>
-              <w:t xml:space="preserve">Georgia Bar No. 684098</w:t>
-            </w:r>
-          </w:p>
-          <w:p>
-            <w:pPr>
-              <w:pStyle w:val="SigSingle"/>
+              <w:spacing w:before="0" w:after="0" w:line="312" w:lineRule="exact"/>
+              <w:ind w:left="0"/>
+            </w:pPr>
+            <w:r>
+              <w:t xml:space="preserve">Georgia Bar No. 684098</w:t>
+            </w:r>
+          </w:p>
+          <w:p>
+            <w:pPr>
+              <w:spacing w:before="0" w:after="0" w:line="312" w:lineRule="exact"/>
+              <w:ind w:left="0"/>
             </w:pPr>
             <w:r>
               <w:t xml:space="preserve">THE SUMMERVILLE FIRM, LLC</w:t>
@@ -1613,7 +2425,8 @@
           </w:p>
           <w:p>
             <w:pPr>
-              <w:pStyle w:val="SigSingle"/>
+              <w:spacing w:before="0" w:after="0" w:line="312" w:lineRule="exact"/>
+              <w:ind w:left="0"/>
             </w:pPr>
             <w:r>
               <w:t xml:space="preserve">1226 Ponce de Leon Avenue</w:t>
@@ -1621,7 +2434,8 @@
           </w:p>
           <w:p>
             <w:pPr>
-              <w:pStyle w:val="SigSingle"/>
+              <w:spacing w:before="0" w:after="0" w:line="312" w:lineRule="exact"/>
+              <w:ind w:left="0"/>
             </w:pPr>
             <w:r>
               <w:t xml:space="preserve">Atlanta, Georgia 30306</w:t>
@@ -1629,7 +2443,8 @@
           </w:p>
           <w:p>
             <w:pPr>
-              <w:pStyle w:val="SigSingle"/>
+              <w:spacing w:before="0" w:after="0" w:line="312" w:lineRule="exact"/>
+              <w:ind w:left="0"/>
             </w:pPr>
             <w:r>
               <w:t xml:space="preserve">(770) 635.0030</w:t>
@@ -1637,7 +2452,8 @@
           </w:p>
           <w:p>
             <w:pPr>
-              <w:pStyle w:val="SigSingle"/>
+              <w:spacing w:before="0" w:after="0" w:line="312" w:lineRule="exact"/>
+              <w:ind w:left="0"/>
             </w:pPr>
             <w:r>
               <w:t xml:space="preserve">darren@summervillefirm.com</w:t>
@@ -1645,7 +2461,8 @@
           </w:p>
           <w:p>
             <w:pPr>
-              <w:pStyle w:val="SigSingle"/>
+              <w:spacing w:before="0" w:after="0" w:line="312" w:lineRule="exact"/>
+              <w:ind w:left="0"/>
             </w:pPr>
             <w:r>
               <w:t xml:space="preserve">elizabeth@summervillefirm.com</w:t>
@@ -1653,7 +2470,8 @@
           </w:p>
           <w:p>
             <w:pPr>
-              <w:pStyle w:val="SigSingle"/>
+              <w:spacing w:before="0" w:after="0" w:line="312" w:lineRule="exact"/>
+              <w:ind w:left="0"/>
             </w:pPr>
             <w:r>
               <w:t xml:space="preserve">Counsel for Appellants</w:t>
@@ -1661,18 +2479,32 @@
           </w:p>
         </w:tc>
         <w:tc>
-          <w:tcPr/>
-          <w:p>
-            <w:pPr>
-              <w:pStyle w:val="SigSingle"/>
-            </w:pPr>
-            <w:r>
-              <w:t xml:space="preserve">/s/ Laura M. Shamp</w:t>
-            </w:r>
-          </w:p>
-          <w:p>
-            <w:pPr>
-              <w:pStyle w:val="SigSingle"/>
+          <w:tcPr>
+            <w:tcW w:w="432" w:type="dxa"/>
+          </w:tcPr>
+          <w:p>
+            <w:pPr>
+              <w:spacing w:before="0" w:after="0" w:line="312" w:lineRule="exact"/>
+            </w:pPr>
+          </w:p>
+        </w:tc>
+        <w:tc>
+          <w:tcPr>
+            <w:tcW w:w="4464" w:type="dxa"/>
+          </w:tcPr>
+          <w:p>
+            <w:pPr>
+              <w:spacing w:before="0" w:after="0" w:line="312" w:lineRule="exact"/>
+              <w:ind w:left="0"/>
+            </w:pPr>
+            <w:r>
+              <w:t xml:space="preserve">/​s/ Laura M. Shamp</w:t>
+            </w:r>
+          </w:p>
+          <w:p>
+            <w:pPr>
+              <w:spacing w:before="0" w:after="0" w:line="312" w:lineRule="exact"/>
+              <w:ind w:left="0"/>
             </w:pPr>
             <w:r>
               <w:t xml:space="preserve">Laura M. Shamp</w:t>
@@ -1680,15 +2512,17 @@
           </w:p>
           <w:p>
             <w:pPr>
-              <w:pStyle w:val="SigSingle"/>
-            </w:pPr>
-            <w:r>
-              <w:t xml:space="preserve">Georgia Bar No. 637560</w:t>
-            </w:r>
-          </w:p>
-          <w:p>
-            <w:pPr>
-              <w:pStyle w:val="SigSingle"/>
+              <w:spacing w:before="0" w:after="0" w:line="312" w:lineRule="exact"/>
+              <w:ind w:left="0"/>
+            </w:pPr>
+            <w:r>
+              <w:t xml:space="preserve">Georgia Bar No. 637560</w:t>
+            </w:r>
+          </w:p>
+          <w:p>
+            <w:pPr>
+              <w:spacing w:before="0" w:after="0" w:line="312" w:lineRule="exact"/>
+              <w:ind w:left="0"/>
             </w:pPr>
             <w:r>
               <w:t xml:space="preserve">Joshua F. Silk</w:t>
@@ -1696,15 +2530,17 @@
           </w:p>
           <w:p>
             <w:pPr>
-              <w:pStyle w:val="SigSingle"/>
-            </w:pPr>
-            <w:r>
-              <w:t xml:space="preserve">Georgia Bar No. 903916</w:t>
-            </w:r>
-          </w:p>
-          <w:p>
-            <w:pPr>
-              <w:pStyle w:val="SigSingle"/>
+              <w:spacing w:before="0" w:after="0" w:line="312" w:lineRule="exact"/>
+              <w:ind w:left="0"/>
+            </w:pPr>
+            <w:r>
+              <w:t xml:space="preserve">Georgia Bar No. 903916</w:t>
+            </w:r>
+          </w:p>
+          <w:p>
+            <w:pPr>
+              <w:spacing w:before="0" w:after="0" w:line="312" w:lineRule="exact"/>
+              <w:ind w:left="0"/>
             </w:pPr>
             <w:r>
               <w:t xml:space="preserve">SHAMP SILK</w:t>
@@ -1712,7 +2548,8 @@
           </w:p>
           <w:p>
             <w:pPr>
-              <w:pStyle w:val="SigSingle"/>
+              <w:spacing w:before="0" w:after="0" w:line="312" w:lineRule="exact"/>
+              <w:ind w:left="0"/>
             </w:pPr>
             <w:r>
               <w:t xml:space="preserve">1718 Peachtree Street, Suite 900</w:t>
@@ -1720,7 +2557,8 @@
           </w:p>
           <w:p>
             <w:pPr>
-              <w:pStyle w:val="SigSingle"/>
+              <w:spacing w:before="0" w:after="0" w:line="312" w:lineRule="exact"/>
+              <w:ind w:left="0"/>
             </w:pPr>
             <w:r>
               <w:t xml:space="preserve">Atlanta, Georgia 30309</w:t>
@@ -1728,15 +2566,19 @@
           </w:p>
           <w:p>
             <w:pPr>
-              <w:pStyle w:val="SigSingle"/>
-            </w:pPr>
-            <w:r>
-              <w:t xml:space="preserve">T: (404) 893-9400</w:t>
-            </w:r>
-          </w:p>
-          <w:p>
-            <w:pPr>
-              <w:pStyle w:val="SigSingle"/>
+              <w:spacing w:before="0" w:after="0" w:line="312" w:lineRule="exact"/>
+              <w:ind w:left="0"/>
+            </w:pPr>
+            <w:r>
+              <w:t xml:space="preserve">T: (404) 893</w:t>
+              <w:noBreakHyphen/>
+              <w:t xml:space="preserve">9400</w:t>
+            </w:r>
+          </w:p>
+          <w:p>
+            <w:pPr>
+              <w:spacing w:before="0" w:after="0" w:line="312" w:lineRule="exact"/>
+              <w:ind w:left="0"/>
             </w:pPr>
             <w:r>
               <w:t xml:space="preserve">shamp@shampsilk.com</w:t>
@@ -1744,7 +2586,8 @@
           </w:p>
           <w:p>
             <w:pPr>
-              <w:pStyle w:val="SigSingle"/>
+              <w:spacing w:before="0" w:after="0" w:line="312" w:lineRule="exact"/>
+              <w:ind w:left="0"/>
             </w:pPr>
             <w:r>
               <w:t xml:space="preserve">silk@shampsilk.com</w:t>
@@ -1752,7 +2595,8 @@
           </w:p>
           <w:p>
             <w:pPr>
-              <w:pStyle w:val="SigSingle"/>
+              <w:spacing w:before="0" w:after="0" w:line="312" w:lineRule="exact"/>
+              <w:ind w:left="0"/>
             </w:pPr>
             <w:r>
               <w:t xml:space="preserve">Counsel for Appellants</w:t>
@@ -1763,15 +2607,12 @@
     </w:tbl>
     <w:p>
       <w:pPr>
-        <w:spacing w:before="0" w:after="0" w:line="240" w:lineRule="auto"/>
-      </w:pPr>
-      <w:r>
-        <w:br w:type="page"/>
-      </w:r>
-    </w:p>
-    <w:p>
-      <w:pPr>
-        <w:pStyle w:val="FrontTitleTight"/>
+        <w:keepNext/>
+        <w:keepLines/>
+        <w:pageBreakBefore/>
+        <w:spacing w:before="0" w:after="312" w:line="312" w:lineRule="exact"/>
+        <w:ind w:left="0"/>
+        <w:jc w:val="center"/>
       </w:pPr>
       <w:r>
         <w:rPr>
@@ -1783,37 +2624,42 @@
     </w:p>
     <w:p>
       <w:pPr>
-        <w:pStyle w:val="BodyNoIndent"/>
+        <w:spacing w:before="0" w:after="312" w:line="624" w:lineRule="exact"/>
+        <w:ind w:left="0"/>
       </w:pPr>
       <w:r>
         <w:t xml:space="preserve">I certify that there is a prior agreement with counsel to allow documents in a PDF format sent via e-mail to suffice for service under Supreme Court Rule 14. I further certify that I have on this day served true and correct copies of the foregoing upon the following counsel of record via e-mail:</w:t>
       </w:r>
-    </w:p>
-    <w:p>
-      <w:pPr>
-        <w:pStyle w:val="GapLarge"/>
-      </w:pPr>
     </w:p>
     <w:tbl>
       <w:tblPr>
-        <w:tblStyle w:val="Table"/>
-        <w:tblW w:type="pct" w:w="5000"/>
+        <w:tblW w:w="9360" w:type="dxa"/>
+        <w:tblInd w:w="0" w:type="dxa"/>
         <w:tblLayout w:type="fixed"/>
-        <w:tblLook w:firstRow="0" w:lastRow="0" w:firstColumn="0" w:lastColumn="0" w:noHBand="0" w:noVBand="0" w:val="0000"/>
+        <w:tblCellMar>
+          <w:top w:w="0" w:type="dxa"/>
+          <w:left w:w="0" w:type="dxa"/>
+          <w:bottom w:w="0" w:type="dxa"/>
+          <w:right w:w="0" w:type="dxa"/>
+        </w:tblCellMar>
       </w:tblPr>
       <w:tblGrid>
-        <w:gridCol w:w="3960"/>
-        <w:gridCol w:w="3960"/>
+        <w:gridCol w:w="4464"/>
+        <w:gridCol w:w="432"/>
+        <w:gridCol w:w="4464"/>
       </w:tblGrid>
       <w:tr>
         <w:trPr>
           <w:cantSplit/>
         </w:trPr>
         <w:tc>
-          <w:tcPr/>
-          <w:p>
-            <w:pPr>
-              <w:pStyle w:val="Single"/>
+          <w:tcPr>
+            <w:tcW w:w="4464" w:type="dxa"/>
+          </w:tcPr>
+          <w:p>
+            <w:pPr>
+              <w:spacing w:before="0" w:after="0" w:line="312" w:lineRule="exact"/>
+              <w:ind w:left="0"/>
             </w:pPr>
             <w:r>
               <w:t xml:space="preserve">David N. Nelson, Esq.</w:t>
@@ -1821,7 +2667,8 @@
           </w:p>
           <w:p>
             <w:pPr>
-              <w:pStyle w:val="Single"/>
+              <w:spacing w:before="0" w:after="0" w:line="312" w:lineRule="exact"/>
+              <w:ind w:left="0"/>
             </w:pPr>
             <w:r>
               <w:t xml:space="preserve">Elizabeth L. Ford, Esq.</w:t>
@@ -1829,7 +2676,8 @@
           </w:p>
           <w:p>
             <w:pPr>
-              <w:pStyle w:val="Single"/>
+              <w:spacing w:before="0" w:after="0" w:line="312" w:lineRule="exact"/>
+              <w:ind w:left="0"/>
             </w:pPr>
             <w:r>
               <w:t xml:space="preserve">CHAMBLESS, HIGDON, RICHARDSON, KATZ &amp; GRIGGS, LLP</w:t>
@@ -1837,7 +2685,8 @@
           </w:p>
           <w:p>
             <w:pPr>
-              <w:pStyle w:val="Single"/>
+              <w:spacing w:before="0" w:after="0" w:line="312" w:lineRule="exact"/>
+              <w:ind w:left="0"/>
             </w:pPr>
             <w:r>
               <w:t xml:space="preserve">P.O. Box 6378</w:t>
@@ -1845,7 +2694,8 @@
           </w:p>
           <w:p>
             <w:pPr>
-              <w:pStyle w:val="Single"/>
+              <w:spacing w:before="0" w:after="0" w:line="312" w:lineRule="exact"/>
+              <w:ind w:left="0"/>
             </w:pPr>
             <w:r>
               <w:t xml:space="preserve">Macon, Georgia 31208</w:t>
@@ -1853,7 +2703,8 @@
           </w:p>
           <w:p>
             <w:pPr>
-              <w:pStyle w:val="Single"/>
+              <w:spacing w:before="0" w:after="0" w:line="312" w:lineRule="exact"/>
+              <w:ind w:left="0"/>
             </w:pPr>
             <w:r>
               <w:t xml:space="preserve">Counsel for Appellees</w:t>
@@ -1861,10 +2712,23 @@
           </w:p>
         </w:tc>
         <w:tc>
-          <w:tcPr/>
-          <w:p>
-            <w:pPr>
-              <w:pStyle w:val="Single"/>
+          <w:tcPr>
+            <w:tcW w:w="432" w:type="dxa"/>
+          </w:tcPr>
+          <w:p>
+            <w:pPr>
+              <w:spacing w:before="0" w:after="0" w:line="312" w:lineRule="exact"/>
+            </w:pPr>
+          </w:p>
+        </w:tc>
+        <w:tc>
+          <w:tcPr>
+            <w:tcW w:w="4464" w:type="dxa"/>
+          </w:tcPr>
+          <w:p>
+            <w:pPr>
+              <w:spacing w:before="0" w:after="0" w:line="312" w:lineRule="exact"/>
+              <w:ind w:left="0"/>
             </w:pPr>
             <w:r>
               <w:t xml:space="preserve">R. Page Powell, Jr., Esq.</w:t>
@@ -1872,7 +2736,8 @@
           </w:p>
           <w:p>
             <w:pPr>
-              <w:pStyle w:val="Single"/>
+              <w:spacing w:before="0" w:after="0" w:line="312" w:lineRule="exact"/>
+              <w:ind w:left="0"/>
             </w:pPr>
             <w:r>
               <w:t xml:space="preserve">Alexander C. Vey, Esq.</w:t>
@@ -1880,7 +2745,8 @@
           </w:p>
           <w:p>
             <w:pPr>
-              <w:pStyle w:val="Single"/>
+              <w:spacing w:before="0" w:after="0" w:line="312" w:lineRule="exact"/>
+              <w:ind w:left="0"/>
             </w:pPr>
             <w:r>
               <w:t xml:space="preserve">HUFF, POWELL &amp; BAILEY, LLC</w:t>
@@ -1888,7 +2754,8 @@
           </w:p>
           <w:p>
             <w:pPr>
-              <w:pStyle w:val="Single"/>
+              <w:spacing w:before="0" w:after="0" w:line="312" w:lineRule="exact"/>
+              <w:ind w:left="0"/>
             </w:pPr>
             <w:r>
               <w:t xml:space="preserve">999 Peachtree Street, N.E., Suite 950</w:t>
@@ -1896,7 +2763,8 @@
           </w:p>
           <w:p>
             <w:pPr>
-              <w:pStyle w:val="Single"/>
+              <w:spacing w:before="0" w:after="0" w:line="312" w:lineRule="exact"/>
+              <w:ind w:left="0"/>
             </w:pPr>
             <w:r>
               <w:t xml:space="preserve">Atlanta, Georgia 30309</w:t>
@@ -1904,7 +2772,8 @@
           </w:p>
           <w:p>
             <w:pPr>
-              <w:pStyle w:val="Single"/>
+              <w:spacing w:before="0" w:after="0" w:line="312" w:lineRule="exact"/>
+              <w:ind w:left="0"/>
             </w:pPr>
             <w:r>
               <w:t xml:space="preserve">Counsel for Appellees</w:t>
@@ -1915,50 +2784,53 @@
     </w:tbl>
     <w:p>
       <w:pPr>
-        <w:pStyle w:val="GapLarge"/>
-      </w:pPr>
-    </w:p>
-    <w:p>
-      <w:pPr>
-        <w:pStyle w:val="BodyNoIndent"/>
+        <w:keepNext/>
+        <w:keepLines/>
+        <w:spacing w:before="312" w:after="312" w:line="624" w:lineRule="exact"/>
+        <w:ind w:left="0"/>
       </w:pPr>
       <w:r>
         <w:t xml:space="preserve">Respectfully submitted, this 29th day of December, 2025.</w:t>
       </w:r>
-    </w:p>
-    <w:p>
-      <w:pPr>
-        <w:pStyle w:val="GapLarge"/>
-      </w:pPr>
     </w:p>
     <w:tbl>
       <w:tblPr>
-        <w:tblStyle w:val="Table"/>
-        <w:tblW w:type="pct" w:w="5000"/>
+        <w:tblW w:w="9360" w:type="dxa"/>
+        <w:tblInd w:w="0" w:type="dxa"/>
         <w:tblLayout w:type="fixed"/>
-        <w:tblLook w:firstRow="0" w:lastRow="0" w:firstColumn="0" w:lastColumn="0" w:noHBand="0" w:noVBand="0" w:val="0000"/>
+        <w:tblCellMar>
+          <w:top w:w="0" w:type="dxa"/>
+          <w:left w:w="0" w:type="dxa"/>
+          <w:bottom w:w="0" w:type="dxa"/>
+          <w:right w:w="0" w:type="dxa"/>
+        </w:tblCellMar>
       </w:tblPr>
       <w:tblGrid>
-        <w:gridCol w:w="3960"/>
-        <w:gridCol w:w="3960"/>
+        <w:gridCol w:w="4464"/>
+        <w:gridCol w:w="432"/>
+        <w:gridCol w:w="4464"/>
       </w:tblGrid>
       <w:tr>
         <w:trPr>
           <w:cantSplit/>
         </w:trPr>
         <w:tc>
-          <w:tcPr/>
-          <w:p>
-            <w:pPr>
-              <w:pStyle w:val="SigSingle"/>
-            </w:pPr>
-            <w:r>
-              <w:t xml:space="preserve">/s/ Darren Summerville</w:t>
-            </w:r>
-          </w:p>
-          <w:p>
-            <w:pPr>
-              <w:pStyle w:val="SigSingle"/>
+          <w:tcPr>
+            <w:tcW w:w="4464" w:type="dxa"/>
+          </w:tcPr>
+          <w:p>
+            <w:pPr>
+              <w:spacing w:before="0" w:after="0" w:line="312" w:lineRule="exact"/>
+              <w:ind w:left="0"/>
+            </w:pPr>
+            <w:r>
+              <w:t xml:space="preserve">/​s/ Darren Summerville</w:t>
+            </w:r>
+          </w:p>
+          <w:p>
+            <w:pPr>
+              <w:spacing w:before="0" w:after="0" w:line="312" w:lineRule="exact"/>
+              <w:ind w:left="0"/>
             </w:pPr>
             <w:r>
               <w:t xml:space="preserve">Darren Summerville</w:t>
@@ -1966,15 +2838,17 @@
           </w:p>
           <w:p>
             <w:pPr>
-              <w:pStyle w:val="SigSingle"/>
-            </w:pPr>
-            <w:r>
-              <w:t xml:space="preserve">Georgia Bar No. 691978</w:t>
-            </w:r>
-          </w:p>
-          <w:p>
-            <w:pPr>
-              <w:pStyle w:val="SigSingle"/>
+              <w:spacing w:before="0" w:after="0" w:line="312" w:lineRule="exact"/>
+              <w:ind w:left="0"/>
+            </w:pPr>
+            <w:r>
+              <w:t xml:space="preserve">Georgia Bar No. 691978</w:t>
+            </w:r>
+          </w:p>
+          <w:p>
+            <w:pPr>
+              <w:spacing w:before="0" w:after="0" w:line="312" w:lineRule="exact"/>
+              <w:ind w:left="0"/>
             </w:pPr>
             <w:r>
               <w:t xml:space="preserve">Elizabeth Stone</w:t>
@@ -1982,15 +2856,17 @@
           </w:p>
           <w:p>
             <w:pPr>
-              <w:pStyle w:val="SigSingle"/>
-            </w:pPr>
-            <w:r>
-              <w:t xml:space="preserve">Georgia Bar No. 684098</w:t>
-            </w:r>
-          </w:p>
-          <w:p>
-            <w:pPr>
-              <w:pStyle w:val="SigSingle"/>
+              <w:spacing w:before="0" w:after="0" w:line="312" w:lineRule="exact"/>
+              <w:ind w:left="0"/>
+            </w:pPr>
+            <w:r>
+              <w:t xml:space="preserve">Georgia Bar No. 684098</w:t>
+            </w:r>
+          </w:p>
+          <w:p>
+            <w:pPr>
+              <w:spacing w:before="0" w:after="0" w:line="312" w:lineRule="exact"/>
+              <w:ind w:left="0"/>
             </w:pPr>
             <w:r>
               <w:t xml:space="preserve">THE SUMMERVILLE FIRM, LLC</w:t>
@@ -1998,7 +2874,8 @@
           </w:p>
           <w:p>
             <w:pPr>
-              <w:pStyle w:val="SigSingle"/>
+              <w:spacing w:before="0" w:after="0" w:line="312" w:lineRule="exact"/>
+              <w:ind w:left="0"/>
             </w:pPr>
             <w:r>
               <w:t xml:space="preserve">1226 Ponce de Leon Avenue</w:t>
@@ -2006,7 +2883,8 @@
           </w:p>
           <w:p>
             <w:pPr>
-              <w:pStyle w:val="SigSingle"/>
+              <w:spacing w:before="0" w:after="0" w:line="312" w:lineRule="exact"/>
+              <w:ind w:left="0"/>
             </w:pPr>
             <w:r>
               <w:t xml:space="preserve">Atlanta, Georgia 30306</w:t>
@@ -2014,7 +2892,8 @@
           </w:p>
           <w:p>
             <w:pPr>
-              <w:pStyle w:val="SigSingle"/>
+              <w:spacing w:before="0" w:after="0" w:line="312" w:lineRule="exact"/>
+              <w:ind w:left="0"/>
             </w:pPr>
             <w:r>
               <w:t xml:space="preserve">(770) 635.0030</w:t>
@@ -2022,7 +2901,8 @@
           </w:p>
           <w:p>
             <w:pPr>
-              <w:pStyle w:val="SigSingle"/>
+              <w:spacing w:before="0" w:after="0" w:line="312" w:lineRule="exact"/>
+              <w:ind w:left="0"/>
             </w:pPr>
             <w:r>
               <w:t xml:space="preserve">darren@summervillefirm.com</w:t>
@@ -2030,7 +2910,8 @@
           </w:p>
           <w:p>
             <w:pPr>
-              <w:pStyle w:val="SigSingle"/>
+              <w:spacing w:before="0" w:after="0" w:line="312" w:lineRule="exact"/>
+              <w:ind w:left="0"/>
             </w:pPr>
             <w:r>
               <w:t xml:space="preserve">elizabeth@summervillefirm.com</w:t>
@@ -2038,7 +2919,8 @@
           </w:p>
           <w:p>
             <w:pPr>
-              <w:pStyle w:val="SigSingle"/>
+              <w:spacing w:before="0" w:after="0" w:line="312" w:lineRule="exact"/>
+              <w:ind w:left="0"/>
             </w:pPr>
             <w:r>
               <w:t xml:space="preserve">Counsel for Appellants</w:t>
@@ -2046,18 +2928,32 @@
           </w:p>
         </w:tc>
         <w:tc>
-          <w:tcPr/>
-          <w:p>
-            <w:pPr>
-              <w:pStyle w:val="SigSingle"/>
-            </w:pPr>
-            <w:r>
-              <w:t xml:space="preserve">/s/ Laura M. Shamp</w:t>
-            </w:r>
-          </w:p>
-          <w:p>
-            <w:pPr>
-              <w:pStyle w:val="SigSingle"/>
+          <w:tcPr>
+            <w:tcW w:w="432" w:type="dxa"/>
+          </w:tcPr>
+          <w:p>
+            <w:pPr>
+              <w:spacing w:before="0" w:after="0" w:line="312" w:lineRule="exact"/>
+            </w:pPr>
+          </w:p>
+        </w:tc>
+        <w:tc>
+          <w:tcPr>
+            <w:tcW w:w="4464" w:type="dxa"/>
+          </w:tcPr>
+          <w:p>
+            <w:pPr>
+              <w:spacing w:before="0" w:after="0" w:line="312" w:lineRule="exact"/>
+              <w:ind w:left="0"/>
+            </w:pPr>
+            <w:r>
+              <w:t xml:space="preserve">/​s/ Laura M. Shamp</w:t>
+            </w:r>
+          </w:p>
+          <w:p>
+            <w:pPr>
+              <w:spacing w:before="0" w:after="0" w:line="312" w:lineRule="exact"/>
+              <w:ind w:left="0"/>
             </w:pPr>
             <w:r>
               <w:t xml:space="preserve">Laura M. Shamp</w:t>
@@ -2065,15 +2961,17 @@
           </w:p>
           <w:p>
             <w:pPr>
-              <w:pStyle w:val="SigSingle"/>
-            </w:pPr>
-            <w:r>
-              <w:t xml:space="preserve">Georgia Bar No. 637560</w:t>
-            </w:r>
-          </w:p>
-          <w:p>
-            <w:pPr>
-              <w:pStyle w:val="SigSingle"/>
+              <w:spacing w:before="0" w:after="0" w:line="312" w:lineRule="exact"/>
+              <w:ind w:left="0"/>
+            </w:pPr>
+            <w:r>
+              <w:t xml:space="preserve">Georgia Bar No. 637560</w:t>
+            </w:r>
+          </w:p>
+          <w:p>
+            <w:pPr>
+              <w:spacing w:before="0" w:after="0" w:line="312" w:lineRule="exact"/>
+              <w:ind w:left="0"/>
             </w:pPr>
             <w:r>
               <w:t xml:space="preserve">Joshua F. Silk</w:t>
@@ -2081,15 +2979,17 @@
           </w:p>
           <w:p>
             <w:pPr>
-              <w:pStyle w:val="SigSingle"/>
-            </w:pPr>
-            <w:r>
-              <w:t xml:space="preserve">Georgia Bar No. 903916</w:t>
-            </w:r>
-          </w:p>
-          <w:p>
-            <w:pPr>
-              <w:pStyle w:val="SigSingle"/>
+              <w:spacing w:before="0" w:after="0" w:line="312" w:lineRule="exact"/>
+              <w:ind w:left="0"/>
+            </w:pPr>
+            <w:r>
+              <w:t xml:space="preserve">Georgia Bar No. 903916</w:t>
+            </w:r>
+          </w:p>
+          <w:p>
+            <w:pPr>
+              <w:spacing w:before="0" w:after="0" w:line="312" w:lineRule="exact"/>
+              <w:ind w:left="0"/>
             </w:pPr>
             <w:r>
               <w:t xml:space="preserve">SHAMP SILK</w:t>
@@ -2097,7 +2997,8 @@
           </w:p>
           <w:p>
             <w:pPr>
-              <w:pStyle w:val="SigSingle"/>
+              <w:spacing w:before="0" w:after="0" w:line="312" w:lineRule="exact"/>
+              <w:ind w:left="0"/>
             </w:pPr>
             <w:r>
               <w:t xml:space="preserve">1718 Peachtree Street, Suite 900</w:t>
@@ -2105,7 +3006,8 @@
           </w:p>
           <w:p>
             <w:pPr>
-              <w:pStyle w:val="SigSingle"/>
+              <w:spacing w:before="0" w:after="0" w:line="312" w:lineRule="exact"/>
+              <w:ind w:left="0"/>
             </w:pPr>
             <w:r>
               <w:t xml:space="preserve">Atlanta, Georgia 30309</w:t>
@@ -2113,15 +3015,19 @@
           </w:p>
           <w:p>
             <w:pPr>
-              <w:pStyle w:val="SigSingle"/>
-            </w:pPr>
-            <w:r>
-              <w:t xml:space="preserve">T: (404) 893-9400</w:t>
-            </w:r>
-          </w:p>
-          <w:p>
-            <w:pPr>
-              <w:pStyle w:val="SigSingle"/>
+              <w:spacing w:before="0" w:after="0" w:line="312" w:lineRule="exact"/>
+              <w:ind w:left="0"/>
+            </w:pPr>
+            <w:r>
+              <w:t xml:space="preserve">T: (404) 893</w:t>
+              <w:noBreakHyphen/>
+              <w:t xml:space="preserve">9400</w:t>
+            </w:r>
+          </w:p>
+          <w:p>
+            <w:pPr>
+              <w:spacing w:before="0" w:after="0" w:line="312" w:lineRule="exact"/>
+              <w:ind w:left="0"/>
             </w:pPr>
             <w:r>
               <w:t xml:space="preserve">shamp@shampsilk.com</w:t>
@@ -2129,7 +3035,8 @@
           </w:p>
           <w:p>
             <w:pPr>
-              <w:pStyle w:val="SigSingle"/>
+              <w:spacing w:before="0" w:after="0" w:line="312" w:lineRule="exact"/>
+              <w:ind w:left="0"/>
             </w:pPr>
             <w:r>
               <w:t xml:space="preserve">silk@shampsilk.com</w:t>
@@ -2137,7 +3044,8 @@
           </w:p>
           <w:p>
             <w:pPr>
-              <w:pStyle w:val="SigSingle"/>
+              <w:spacing w:before="0" w:after="0" w:line="312" w:lineRule="exact"/>
+              <w:ind w:left="0"/>
             </w:pPr>
             <w:r>
               <w:t xml:space="preserve">Counsel for Appellants</w:t>
@@ -2147,14 +3055,10 @@
       </w:tr>
     </w:tbl>
     <w:sectPr>
-      <w:footerReference w:type="default" r:id="rIdGaFooter"/>
-      <w:footnotePr>
-        <w:numRestart w:val="continuous"/>
-      </w:footnotePr>
+      <w:footerReference w:type="default" r:id="rIdFtrGa"/>
       <w:pgSz w:w="12240" w:h="15840"/>
-      <w:pgMar w:top="1440" w:right="1440" w:bottom="1440" w:left="1440" w:header="720" w:footer="720" w:gutter="0"/>
+      <w:pgMar w:top="1440" w:right="1441" w:bottom="1440" w:left="1440" w:header="720" w:footer="552" w:gutter="0"/>
       <w:pgNumType w:fmt="decimal" w:start="1"/>
-      <w:cols w:space="720"/>
     </w:sectPr>
   </w:body>
 </w:document>
@@ -2164,12 +3068,10 @@
 <w:comments xmlns:w="http://schemas.openxmlformats.org/wordprocessingml/2006/main" xmlns:m="http://schemas.openxmlformats.org/officeDocument/2006/math" xmlns:r="http://schemas.openxmlformats.org/officeDocument/2006/relationships" xmlns:o="urn:schemas-microsoft-com:office:office" xmlns:v="urn:schemas-microsoft-com:vml" xmlns:w10="urn:schemas-microsoft-com:office:word" xmlns:a="http://schemas.openxmlformats.org/drawingml/2006/main" xmlns:pic="http://schemas.openxmlformats.org/drawingml/2006/picture" xmlns:wp="http://schemas.openxmlformats.org/drawingml/2006/wordprocessingDrawing"/>
 </file>
 
-<file path=word/footer-ga.xml><?xml version="1.0" encoding="utf-8"?>
+<file path=word/footer1.xml><?xml version="1.0" encoding="utf-8"?>
 <w:ftr xmlns:w="http://schemas.openxmlformats.org/wordprocessingml/2006/main" xmlns:r="http://schemas.openxmlformats.org/officeDocument/2006/relationships">
   <w:p>
     <w:pPr>
-      <w:spacing w:before="0" w:after="0" w:line="240" w:lineRule="auto"/>
-      <w:ind w:firstLine="0"/>
       <w:jc w:val="center"/>
     </w:pPr>
     <w:r>
@@ -2222,7 +3124,13 @@
         <w:t xml:space="preserve"> </w:t>
       </w:r>
       <w:r>
-        <w:t xml:space="preserve">Defendants belittle these cases as going only to liability, or jurisdictional defenses that are waived if not ruled on before trial. EE Br. at 15-16. But the PTO “waiver” cases do not turn on the nature of the issue omitted. The rule is simple: if a litigant omits an issue from a PTO, it is waived.</w:t>
+        <w:t xml:space="preserve">Defendants belittle these cases as going only to liability, or jurisdictional defenses that are waived if not ruled on before trial. EE Br. at 15</w:t>
+      </w:r>
+      <w:r>
+        <w:noBreakHyphen/>
+      </w:r>
+      <w:r>
+        <w:t xml:space="preserve">16. But the PTO “waiver” cases do not turn on the nature of the issue omitted. The rule is simple: if a litigant omits an issue from a PTO, it is waived.</w:t>
       </w:r>
     </w:p>
   </w:footnote>
@@ -2245,7 +3153,7 @@
       </w:r>
     </w:p>
   </w:footnote>
-  <w:footnote w:id="14">
+  <w:footnote w:id="15">
     <w:p>
       <w:pPr>
         <w:pStyle w:val="FootnoteText"/>
@@ -2265,6 +3173,98 @@
     </w:p>
   </w:footnote>
 </w:footnotes>
+</file>
+
+<file path=word/ftr-add.xml><?xml version="1.0" encoding="utf-8"?>
+<w:ftr xmlns:w="http://schemas.openxmlformats.org/wordprocessingml/2006/main" xmlns:r="http://schemas.openxmlformats.org/officeDocument/2006/relationships">
+  <w:p>
+    <w:pPr>
+      <w:spacing w:before="0" w:after="0"/>
+      <w:jc w:val="center"/>
+    </w:pPr>
+    <w:r>
+      <w:t>Add-</w:t>
+    </w:r>
+    <w:r>
+      <w:fldChar w:fldCharType="begin"/>
+    </w:r>
+    <w:r>
+      <w:instrText xml:space="preserve"> PAGE </w:instrText>
+    </w:r>
+    <w:r>
+      <w:fldChar w:fldCharType="separate"/>
+    </w:r>
+    <w:r>
+      <w:t>1</w:t>
+    </w:r>
+    <w:r>
+      <w:fldChar w:fldCharType="end"/>
+    </w:r>
+  </w:p>
+</w:ftr>
+</file>
+
+<file path=word/ftr-none.xml><?xml version="1.0" encoding="utf-8"?>
+<w:ftr xmlns:w="http://schemas.openxmlformats.org/wordprocessingml/2006/main" xmlns:r="http://schemas.openxmlformats.org/officeDocument/2006/relationships">
+  <w:p>
+    <w:pPr>
+      <w:spacing w:before="0" w:after="0"/>
+      <w:jc w:val="center"/>
+    </w:pPr>
+  </w:p>
+</w:ftr>
+</file>
+
+<file path=word/ftr-own1.xml><?xml version="1.0" encoding="utf-8"?>
+<w:ftr xmlns:w="http://schemas.openxmlformats.org/wordprocessingml/2006/main" xmlns:r="http://schemas.openxmlformats.org/officeDocument/2006/relationships">
+  <w:p>
+    <w:pPr>
+      <w:spacing w:before="0" w:after="0" w:line="312" w:lineRule="exact"/>
+      <w:jc w:val="center"/>
+    </w:pPr>
+    <w:r>
+      <w:fldChar w:fldCharType="begin"/>
+    </w:r>
+    <w:r>
+      <w:instrText xml:space="preserve"> PAGE </w:instrText>
+    </w:r>
+    <w:r>
+      <w:fldChar w:fldCharType="separate"/>
+    </w:r>
+    <w:r>
+      <w:t>1</w:t>
+    </w:r>
+    <w:r>
+      <w:fldChar w:fldCharType="end"/>
+    </w:r>
+  </w:p>
+</w:ftr>
+</file>
+
+<file path=word/ftr-page.xml><?xml version="1.0" encoding="utf-8"?>
+<w:ftr xmlns:w="http://schemas.openxmlformats.org/wordprocessingml/2006/main" xmlns:r="http://schemas.openxmlformats.org/officeDocument/2006/relationships">
+  <w:p>
+    <w:pPr>
+      <w:spacing w:before="0" w:after="0"/>
+      <w:jc w:val="center"/>
+    </w:pPr>
+    <w:r>
+      <w:fldChar w:fldCharType="begin"/>
+    </w:r>
+    <w:r>
+      <w:instrText xml:space="preserve"> PAGE </w:instrText>
+    </w:r>
+    <w:r>
+      <w:fldChar w:fldCharType="separate"/>
+    </w:r>
+    <w:r>
+      <w:t>1</w:t>
+    </w:r>
+    <w:r>
+      <w:fldChar w:fldCharType="end"/>
+    </w:r>
+  </w:p>
+</w:ftr>
 </file>
 
 <file path=word/numbering.xml><?xml version="1.0" encoding="utf-8"?>
@@ -2345,136 +3345,63 @@
       </w:pPr>
     </w:lvl>
   </w:abstractNum>
-  <w:abstractNum w:abstractNumId="991">
-    <w:nsid w:val="0000A991"/>
-    <w:multiLevelType w:val="multilevel"/>
-    <w:lvl w:ilvl="0">
-      <w:numFmt w:val="bullet"/>
-      <w:lvlText w:val="•"/>
-      <w:lvlJc w:val="left"/>
-      <w:pPr>
-        <w:ind w:left="720" w:hanging="360"/>
-      </w:pPr>
-      <w:rPr>
-        <w:rFonts w:ascii="TeX Gyre Schola" w:hAnsi="TeX Gyre Schola" w:cs="Symbol" w:hint="default"/>
-      </w:rPr>
-    </w:lvl>
-    <w:lvl w:ilvl="1">
-      <w:numFmt w:val="bullet"/>
-      <w:lvlText w:val="o"/>
-      <w:lvlJc w:val="left"/>
-      <w:pPr>
-        <w:ind w:left="1440" w:hanging="360"/>
-      </w:pPr>
-      <w:rPr>
-        <w:rFonts w:ascii="TeX Gyre Schola" w:hAnsi="TeX Gyre Schola" w:cs="Courier New" w:hint="default"/>
-      </w:rPr>
-    </w:lvl>
-    <w:lvl w:ilvl="2">
-      <w:numFmt w:val="bullet"/>
-      <w:lvlText w:val="•"/>
-      <w:lvlJc w:val="left"/>
-      <w:pPr>
-        <w:ind w:left="2160" w:hanging="360"/>
-      </w:pPr>
-      <w:rPr>
-        <w:rFonts w:ascii="TeX Gyre Schola" w:hAnsi="TeX Gyre Schola" w:cs="Wingdings" w:hint="default"/>
-      </w:rPr>
-    </w:lvl>
-    <w:lvl w:ilvl="3">
-      <w:numFmt w:val="bullet"/>
-      <w:lvlText w:val="•"/>
-      <w:lvlJc w:val="left"/>
-      <w:pPr>
-        <w:ind w:left="2880" w:hanging="360"/>
-      </w:pPr>
-      <w:rPr>
-        <w:rFonts w:ascii="TeX Gyre Schola" w:hAnsi="TeX Gyre Schola" w:cs="Symbol" w:hint="default"/>
-      </w:rPr>
-    </w:lvl>
-    <w:lvl w:ilvl="4">
-      <w:numFmt w:val="bullet"/>
-      <w:lvlText w:val="o"/>
-      <w:lvlJc w:val="left"/>
-      <w:pPr>
-        <w:ind w:left="3600" w:hanging="360"/>
-      </w:pPr>
-      <w:rPr>
-        <w:rFonts w:ascii="TeX Gyre Schola" w:hAnsi="TeX Gyre Schola" w:cs="Courier New" w:hint="default"/>
-      </w:rPr>
-    </w:lvl>
-    <w:lvl w:ilvl="5">
-      <w:numFmt w:val="bullet"/>
-      <w:lvlText w:val="•"/>
-      <w:lvlJc w:val="left"/>
-      <w:pPr>
-        <w:ind w:left="4320" w:hanging="360"/>
-      </w:pPr>
-      <w:rPr>
-        <w:rFonts w:ascii="TeX Gyre Schola" w:hAnsi="TeX Gyre Schola" w:cs="Wingdings" w:hint="default"/>
-      </w:rPr>
-    </w:lvl>
-    <w:lvl w:ilvl="6">
-      <w:numFmt w:val="bullet"/>
-      <w:lvlText w:val="•"/>
-      <w:lvlJc w:val="left"/>
-      <w:pPr>
-        <w:ind w:left="5040" w:hanging="360"/>
-      </w:pPr>
-      <w:rPr>
-        <w:rFonts w:ascii="TeX Gyre Schola" w:hAnsi="TeX Gyre Schola" w:cs="Symbol" w:hint="default"/>
-      </w:rPr>
-    </w:lvl>
-    <w:lvl w:ilvl="7">
-      <w:numFmt w:val="bullet"/>
-      <w:lvlText w:val="o"/>
-      <w:lvlJc w:val="left"/>
-      <w:pPr>
-        <w:ind w:left="5760" w:hanging="360"/>
-      </w:pPr>
-      <w:rPr>
-        <w:rFonts w:ascii="TeX Gyre Schola" w:hAnsi="TeX Gyre Schola" w:cs="Courier New" w:hint="default"/>
-      </w:rPr>
-    </w:lvl>
-    <w:lvl w:ilvl="8">
-      <w:numFmt w:val="bullet"/>
-      <w:lvlText w:val="•"/>
-      <w:lvlJc w:val="left"/>
-      <w:pPr>
-        <w:ind w:left="6480" w:hanging="360"/>
-      </w:pPr>
-      <w:rPr>
-        <w:rFonts w:ascii="TeX Gyre Schola" w:hAnsi="TeX Gyre Schola" w:cs="Wingdings" w:hint="default"/>
-      </w:rPr>
-    </w:lvl>
-  </w:abstractNum>
   <w:num w:numId="1000">
     <w:abstractNumId w:val="990"/>
-  </w:num>
-  <w:num w:numId="1001">
-    <w:abstractNumId w:val="991"/>
   </w:num>
 </w:numbering>
 </file>
 
 <file path=word/styles.xml><?xml version="1.0" encoding="utf-8"?>
-<w:styles xmlns:r="http://schemas.openxmlformats.org/officeDocument/2006/relationships" xmlns:w="http://schemas.openxmlformats.org/wordprocessingml/2006/main">
+<w:styles xmlns:mc="http://schemas.openxmlformats.org/markup-compatibility/2006" xmlns:w14="http://schemas.microsoft.com/office/word/2010/wordml" xmlns:r="http://schemas.openxmlformats.org/officeDocument/2006/relationships" xmlns:w="http://schemas.openxmlformats.org/wordprocessingml/2006/main" mc:Ignorable="w14">
   <w:docDefaults>
     <w:rPrDefault>
       <w:rPr>
         <w:rFonts w:ascii="TeX Gyre Schola" w:hAnsi="TeX Gyre Schola" w:eastAsia="TeX Gyre Schola" w:cs="TeX Gyre Schola"/>
         <w:sz w:val="26"/>
         <w:szCs w:val="26"/>
-        <w:lang w:val="en-US" w:eastAsia="en-US" w:bidi="ar-SA"/>
+        <w:lang w:val="en-US" w:eastAsia="zh-CN" w:bidi="ar-SA"/>
+        <w14:ligatures w14:val="none"/>
       </w:rPr>
     </w:rPrDefault>
     <w:pPrDefault>
       <w:pPr>
-        <w:spacing w:after="0" w:line="240" w:lineRule="auto"/>
+        <w:widowControl/>
+        <w:spacing w:after="0"/>
       </w:pPr>
     </w:pPrDefault>
   </w:docDefaults>
   <w:latentStyles w:defLockedState="0" w:defUIPriority="0" w:defSemiHidden="0" w:defUnhideWhenUsed="0" w:defQFormat="0" w:count="276"/>
+  <w:style w:type="paragraph" w:default="1" w:styleId="Normal">
+    <w:name w:val="Normal"/>
+    <w:qFormat/>
+  </w:style>
+  <w:style w:type="paragraph" w:styleId="BodyText">
+    <w:name w:val="Body Text"/>
+    <w:basedOn w:val="Normal"/>
+    <w:link w:val="BodyTextChar"/>
+    <w:qFormat/>
+    <w:pPr>
+      <w:spacing w:before="0" w:after="0" w:line="624" w:lineRule="exact"/>
+      <w:ind w:firstLine="720"/>
+    </w:pPr>
+  </w:style>
+  <w:style w:type="paragraph" w:customStyle="1" w:styleId="FirstParagraph">
+    <w:name w:val="First Paragraph"/>
+    <w:basedOn w:val="BodyText"/>
+    <w:next w:val="BodyText"/>
+    <w:qFormat/>
+    <w:pPr>
+      <w:ind w:firstLine="0"/>
+    </w:pPr>
+  </w:style>
+  <w:style w:type="paragraph" w:customStyle="1" w:styleId="Compact">
+    <w:name w:val="Compact"/>
+    <w:basedOn w:val="BodyText"/>
+    <w:qFormat/>
+    <w:pPr>
+      <w:spacing w:before="36" w:after="36"/>
+    </w:pPr>
+  </w:style>
   <w:style w:type="paragraph" w:styleId="Title">
     <w:name w:val="Title"/>
     <w:basedOn w:val="Normal"/>
@@ -2608,6 +3535,95 @@
     <w:pPr/>
     <w:rPr/>
   </w:style>
+  <w:style w:type="paragraph" w:styleId="Heading1">
+    <w:name w:val="heading 1"/>
+    <w:basedOn w:val="Normal"/>
+    <w:next w:val="FirstParagraph"/>
+    <w:uiPriority w:val="9"/>
+    <w:qFormat/>
+    <w:pPr>
+      <w:keepNext/>
+      <w:keepLines/>
+      <w:spacing w:before="312" w:after="156" w:line="312" w:lineRule="exact"/>
+      <w:ind w:firstLine="0"/>
+      <w:jc w:val="center"/>
+      <w:outlineLvl w:val="0"/>
+    </w:pPr>
+    <w:rPr>
+      <w:b/>
+      <w:bCs/>
+      <w:color w:val="000000"/>
+    </w:rPr>
+  </w:style>
+  <w:style w:type="paragraph" w:styleId="Heading2">
+    <w:name w:val="heading 2"/>
+    <w:basedOn w:val="Normal"/>
+    <w:next w:val="FirstParagraph"/>
+    <w:uiPriority w:val="9"/>
+    <w:unhideWhenUsed/>
+    <w:qFormat/>
+    <w:pPr>
+      <w:keepNext/>
+      <w:keepLines/>
+      <w:spacing w:before="156" w:after="0" w:line="312" w:lineRule="exact"/>
+      <w:ind w:firstLine="0"/>
+      <w:outlineLvl w:val="1"/>
+    </w:pPr>
+    <w:rPr>
+      <w:b/>
+      <w:bCs/>
+      <w:color w:val="000000"/>
+    </w:rPr>
+  </w:style>
+  <w:style w:type="paragraph" w:styleId="Heading3">
+    <w:name w:val="heading 3"/>
+    <w:basedOn w:val="Normal"/>
+    <w:next w:val="FirstParagraph"/>
+    <w:uiPriority w:val="9"/>
+    <w:unhideWhenUsed/>
+    <w:qFormat/>
+    <w:pPr>
+      <w:keepNext/>
+      <w:keepLines/>
+      <w:spacing w:before="156" w:after="0" w:line="312" w:lineRule="exact"/>
+      <w:ind w:firstLine="0"/>
+      <w:outlineLvl w:val="2"/>
+    </w:pPr>
+    <w:rPr>
+      <w:b/>
+      <w:bCs/>
+      <w:i/>
+      <w:iCs/>
+      <w:color w:val="000000"/>
+    </w:rPr>
+  </w:style>
+  <w:style w:type="paragraph" w:styleId="Heading4">
+    <w:name w:val="heading 4"/>
+    <w:basedOn w:val="Normal"/>
+    <w:next w:val="BodyText"/>
+    <w:link w:val="Heading4Char"/>
+    <w:uiPriority w:val="9"/>
+    <w:semiHidden/>
+    <w:unhideWhenUsed/>
+    <w:qFormat/>
+    <w:rsid w:val="00A10FD9"/>
+    <w:pPr>
+      <w:keepNext/>
+      <w:keepLines/>
+      <w:spacing w:before="156" w:after="0" w:line="312" w:lineRule="exact"/>
+      <w:ind w:firstLine="0"/>
+      <w:outlineLvl w:val="3"/>
+    </w:pPr>
+    <w:rPr>
+      <w:rFonts w:ascii="TeX Gyre Schola" w:hAnsi="TeX Gyre Schola" w:eastAsia="TeX Gyre Schola" w:cs="TeX Gyre Schola"/>
+      <w:b/>
+      <w:bCs/>
+      <w:i/>
+      <w:color w:val="000000"/>
+      <w:sz w:val="26"/>
+      <w:szCs w:val="26"/>
+    </w:rPr>
+  </w:style>
   <w:style w:type="paragraph" w:styleId="Heading5">
     <w:name w:val="heading 5"/>
     <w:basedOn w:val="Normal"/>
@@ -2621,12 +3637,18 @@
     <w:pPr>
       <w:keepNext/>
       <w:keepLines/>
-      <w:spacing w:before="80" w:after="40"/>
+      <w:spacing w:before="156" w:after="0" w:line="312" w:lineRule="exact"/>
+      <w:ind w:firstLine="0"/>
       <w:outlineLvl w:val="4"/>
     </w:pPr>
     <w:rPr>
-      <w:rFonts w:eastAsiaTheme="majorEastAsia" w:cstheme="majorBidi"/>
-      <w:color w:val="0F4761" w:themeColor="accent1" w:themeShade="BF"/>
+      <w:rFonts w:ascii="TeX Gyre Schola" w:hAnsi="TeX Gyre Schola" w:eastAsia="TeX Gyre Schola" w:cs="TeX Gyre Schola"/>
+      <w:b/>
+      <w:bCs/>
+      <w:i/>
+      <w:color w:val="000000"/>
+      <w:sz w:val="26"/>
+      <w:szCs w:val="26"/>
     </w:rPr>
   </w:style>
   <w:style w:type="paragraph" w:styleId="Heading6">
@@ -2836,6 +3858,43 @@
       <w:color w:val="272727" w:themeColor="text1" w:themeTint="D8"/>
     </w:rPr>
   </w:style>
+  <w:style w:type="paragraph" w:customStyle="1" w:styleId="ListItem">
+    <w:name w:val="List Item"/>
+    <w:basedOn w:val="BodyText"/>
+    <w:qFormat/>
+    <w:pPr>
+      <w:spacing w:before="0" w:after="0" w:line="624" w:lineRule="exact"/>
+      <w:ind w:left="720" w:hanging="720"/>
+    </w:pPr>
+  </w:style>
+  <w:style w:type="paragraph" w:styleId="BlockText">
+    <w:name w:val="Block Text"/>
+    <w:basedOn w:val="BodyText"/>
+    <w:next w:val="BodyText"/>
+    <w:uiPriority w:val="9"/>
+    <w:unhideWhenUsed/>
+    <w:qFormat/>
+    <w:pPr>
+      <w:spacing w:before="156" w:after="156" w:line="312" w:lineRule="exact"/>
+      <w:ind w:firstLine="0" w:left="720" w:right="720"/>
+    </w:pPr>
+  </w:style>
+  <w:style w:type="paragraph" w:styleId="FootnoteText">
+    <w:name w:val="Footnote Text"/>
+    <w:basedOn w:val="Normal"/>
+    <w:next w:val="FootnoteText"/>
+    <w:uiPriority w:val="9"/>
+    <w:unhideWhenUsed/>
+    <w:qFormat/>
+    <w:pPr>
+      <w:keepLines/>
+      <w:spacing w:before="0" w:after="132" w:line="264" w:lineRule="exact"/>
+    </w:pPr>
+    <w:rPr>
+      <w:sz w:val="22"/>
+      <w:szCs w:val="22"/>
+    </w:rPr>
+  </w:style>
   <w:style w:type="paragraph" w:styleId="FootnoteBlockText">
     <w:name w:val="Footnote Block Text"/>
     <w:basedOn w:val="FootnoteText"/>
@@ -2844,8 +3903,8 @@
     <w:unhideWhenUsed/>
     <w:qFormat/>
     <w:pPr>
-      <w:spacing w:before="100" w:after="100"/>
-      <w:ind w:firstLine="0" w:left="480" w:right="480"/>
+      <w:spacing w:before="156" w:after="156"/>
+      <w:ind w:firstLine="0" w:left="720" w:right="720"/>
     </w:pPr>
   </w:style>
   <w:style w:type="character" w:default="1" w:styleId="DefaultParagraphFont">
@@ -2953,7 +4012,7 @@
     <w:name w:val="Hyperlink"/>
     <w:basedOn w:val="BodyTextChar"/>
     <w:rPr>
-      <w:color w:val="4F81BD" w:themeColor="accent1"/>
+      <w:color w:val="000000"/>
     </w:rPr>
   </w:style>
   <w:style w:type="paragraph" w:styleId="TOCHeading">
@@ -2974,333 +4033,48 @@
       <w:color w:val="365F91" w:themeColor="accent1" w:themeShade="BF"/>
     </w:rPr>
   </w:style>
-  <w:style w:type="paragraph" w:default="1" w:styleId="Normal">
-    <w:name w:val="Normal"/>
+  <w:style w:type="paragraph" w:customStyle="1" w:styleId="Heading1Top">
+    <w:name w:val="Heading 1 Top"/>
+    <w:basedOn w:val="Heading1"/>
+    <w:next w:val="FirstParagraph"/>
     <w:qFormat/>
     <w:pPr>
-      <w:spacing w:before="0" w:after="0" w:line="240" w:lineRule="auto"/>
-      <w:ind w:firstLine="0"/>
+      <w:spacing w:before="0"/>
     </w:pPr>
-    <w:rPr>
-      <w:rFonts w:ascii="TeX Gyre Schola" w:hAnsi="TeX Gyre Schola" w:eastAsia="TeX Gyre Schola" w:cs="TeX Gyre Schola"/>
-      <w:sz w:val="26"/>
-      <w:szCs w:val="26"/>
-    </w:rPr>
-  </w:style>
-  <w:style w:type="paragraph" w:styleId="BodyText">
-    <w:name w:val="Body Text"/>
-    <w:basedOn w:val="Normal"/>
+  </w:style>
+  <w:style w:type="paragraph" w:customStyle="1" w:styleId="Heading2Top">
+    <w:name w:val="Heading 2 Top"/>
+    <w:basedOn w:val="Heading2"/>
+    <w:next w:val="FirstParagraph"/>
     <w:qFormat/>
     <w:pPr>
-      <w:spacing w:before="0" w:after="0" w:line="614" w:lineRule="auto"/>
-      <w:ind w:firstLine="720"/>
+      <w:spacing w:before="0"/>
     </w:pPr>
   </w:style>
-  <w:style w:type="paragraph" w:styleId="FirstParagraph">
-    <w:name w:val="First Paragraph"/>
-    <w:basedOn w:val="BodyText"/>
-    <w:next w:val="BodyText"/>
+  <w:style w:type="paragraph" w:customStyle="1" w:styleId="Heading3Top">
+    <w:name w:val="Heading 3 Top"/>
+    <w:basedOn w:val="Heading3"/>
+    <w:next w:val="FirstParagraph"/>
     <w:qFormat/>
     <w:pPr>
-      <w:ind w:firstLine="0"/>
+      <w:spacing w:before="0"/>
     </w:pPr>
   </w:style>
-  <w:style w:type="paragraph" w:styleId="Compact">
-    <w:name w:val="Compact"/>
+  <w:style w:type="paragraph" w:customStyle="1" w:styleId="BodyTextNote">
+    <w:name w:val="Body Text Note"/>
     <w:basedOn w:val="BodyText"/>
     <w:qFormat/>
     <w:pPr>
-      <w:ind w:firstLine="0"/>
+      <w:widowControl w:val="0"/>
     </w:pPr>
   </w:style>
-  <w:style w:type="paragraph" w:styleId="Heading1">
-    <w:name w:val="heading 1"/>
-    <w:basedOn w:val="Normal"/>
-    <w:next w:val="BodyText"/>
-    <w:uiPriority w:val="9"/>
+  <w:style w:type="paragraph" w:customStyle="1" w:styleId="FirstParagraphNote">
+    <w:name w:val="First Paragraph Note"/>
+    <w:basedOn w:val="FirstParagraph"/>
     <w:qFormat/>
     <w:pPr>
-      <w:keepNext/>
-      <w:keepLines/>
-      <w:spacing w:before="0" w:after="290" w:line="240" w:lineRule="auto"/>
-      <w:ind w:firstLine="0"/>
-      <w:jc w:val="center"/>
-      <w:outlineLvl w:val="0"/>
+      <w:widowControl w:val="0"/>
     </w:pPr>
-    <w:rPr>
-      <w:b/>
-      <w:bCs/>
-      <w:sz w:val="36"/>
-      <w:szCs w:val="36"/>
-    </w:rPr>
-  </w:style>
-  <w:style w:type="paragraph" w:styleId="Heading2">
-    <w:name w:val="heading 2"/>
-    <w:basedOn w:val="Normal"/>
-    <w:next w:val="BodyText"/>
-    <w:uiPriority w:val="9"/>
-    <w:unhideWhenUsed/>
-    <w:qFormat/>
-    <w:pPr>
-      <w:keepNext/>
-      <w:keepLines/>
-      <w:spacing w:before="312" w:after="208" w:line="307" w:lineRule="auto"/>
-      <w:ind w:firstLine="0"/>
-      <w:outlineLvl w:val="1"/>
-    </w:pPr>
-    <w:rPr>
-      <w:b/>
-      <w:bCs/>
-      <w:sz w:val="31"/>
-      <w:szCs w:val="31"/>
-    </w:rPr>
-  </w:style>
-  <w:style w:type="paragraph" w:styleId="Heading3">
-    <w:name w:val="heading 3"/>
-    <w:basedOn w:val="Normal"/>
-    <w:next w:val="BodyText"/>
-    <w:uiPriority w:val="9"/>
-    <w:unhideWhenUsed/>
-    <w:qFormat/>
-    <w:pPr>
-      <w:keepNext/>
-      <w:keepLines/>
-      <w:spacing w:before="286" w:after="40" w:line="307" w:lineRule="auto"/>
-      <w:ind w:firstLine="0"/>
-      <w:outlineLvl w:val="2"/>
-    </w:pPr>
-    <w:rPr>
-      <w:b/>
-      <w:bCs/>
-      <w:i/>
-      <w:iCs/>
-    </w:rPr>
-  </w:style>
-  <w:style w:type="paragraph" w:styleId="Heading4">
-    <w:name w:val="heading 4"/>
-    <w:basedOn w:val="Heading3"/>
-    <w:next w:val="BodyText"/>
-    <w:uiPriority w:val="9"/>
-    <w:unhideWhenUsed/>
-    <w:qFormat/>
-    <w:pPr>
-      <w:outlineLvl w:val="3"/>
-    </w:pPr>
-  </w:style>
-  <w:style w:type="paragraph" w:styleId="BlockText">
-    <w:name w:val="Block Text"/>
-    <w:basedOn w:val="Normal"/>
-    <w:next w:val="BodyText"/>
-    <w:uiPriority w:val="9"/>
-    <w:qFormat/>
-    <w:pPr>
-      <w:spacing w:before="260" w:after="260" w:line="307" w:lineRule="auto"/>
-      <w:ind w:left="720" w:right="720" w:firstLine="0"/>
-    </w:pPr>
-  </w:style>
-  <w:style w:type="paragraph" w:styleId="FootnoteText">
-    <w:name w:val="footnote text"/>
-    <w:basedOn w:val="Normal"/>
-    <w:uiPriority w:val="99"/>
-    <w:unhideWhenUsed/>
-    <w:pPr>
-      <w:spacing w:before="0" w:after="0" w:line="307" w:lineRule="auto"/>
-      <w:ind w:firstLine="0"/>
-    </w:pPr>
-    <w:rPr>
-      <w:sz w:val="22"/>
-      <w:szCs w:val="22"/>
-    </w:rPr>
-  </w:style>
-  <w:style w:type="paragraph" w:customStyle="1" w:styleId="Centered">
-    <w:name w:val="Centered"/>
-    <w:basedOn w:val="Normal"/>
-    <w:qFormat/>
-    <w:pPr>
-      <w:spacing w:before="0" w:after="0" w:line="307" w:lineRule="auto"/>
-      <w:ind w:firstLine="0"/>
-      <w:jc w:val="center"/>
-    </w:pPr>
-  </w:style>
-  <w:style w:type="paragraph" w:customStyle="1" w:styleId="Single">
-    <w:name w:val="Single"/>
-    <w:basedOn w:val="Normal"/>
-    <w:qFormat/>
-    <w:pPr>
-      <w:spacing w:before="0" w:after="0" w:line="307" w:lineRule="auto"/>
-      <w:ind w:firstLine="0"/>
-    </w:pPr>
-  </w:style>
-  <w:style w:type="paragraph" w:customStyle="1" w:styleId="Indent">
-    <w:name w:val="Indent"/>
-    <w:basedOn w:val="Single"/>
-    <w:qFormat/>
-    <w:pPr>
-      <w:ind w:left="720" w:firstLine="0"/>
-    </w:pPr>
-  </w:style>
-  <w:style w:type="paragraph" w:customStyle="1" w:styleId="Gap">
-    <w:name w:val="Gap"/>
-    <w:basedOn w:val="Normal"/>
-    <w:pPr>
-      <w:spacing w:before="0" w:after="0" w:line="312" w:lineRule="exact"/>
-      <w:ind w:firstLine="0"/>
-    </w:pPr>
-  </w:style>
-  <w:style w:type="paragraph" w:customStyle="1" w:styleId="GapSmall">
-    <w:name w:val="GapSmall"/>
-    <w:basedOn w:val="Gap"/>
-    <w:pPr>
-      <w:spacing w:line="208" w:lineRule="exact"/>
-    </w:pPr>
-  </w:style>
-  <w:style w:type="paragraph" w:customStyle="1" w:styleId="GapLarge">
-    <w:name w:val="GapLarge"/>
-    <w:basedOn w:val="Gap"/>
-    <w:pPr>
-      <w:spacing w:line="416" w:lineRule="exact"/>
-    </w:pPr>
-  </w:style>
-  <w:style w:type="paragraph" w:customStyle="1" w:styleId="GapMid">
-    <w:name w:val="GapMid"/>
-    <w:basedOn w:val="Gap"/>
-    <w:pPr>
-      <w:spacing w:line="572" w:lineRule="exact"/>
-    </w:pPr>
-  </w:style>
-  <w:style w:type="paragraph" w:customStyle="1" w:styleId="GapXL">
-    <w:name w:val="GapXL"/>
-    <w:basedOn w:val="Gap"/>
-    <w:pPr>
-      <w:spacing w:line="624" w:lineRule="exact"/>
-    </w:pPr>
-  </w:style>
-  <w:style w:type="paragraph" w:customStyle="1" w:styleId="FrontTitleTight">
-    <w:name w:val="FrontTitleTight"/>
-    <w:basedOn w:val="FrontTitle"/>
-    <w:qFormat/>
-    <w:pPr>
-      <w:spacing w:before="0" w:after="184" w:line="307" w:lineRule="auto"/>
-    </w:pPr>
-  </w:style>
-  <w:style w:type="paragraph" w:customStyle="1" w:styleId="Heading2Body">
-    <w:name w:val="Heading2Body"/>
-    <w:basedOn w:val="Heading2"/>
-    <w:next w:val="BodyText"/>
-    <w:qFormat/>
-    <w:pPr>
-      <w:keepNext/>
-      <w:keepLines/>
-      <w:spacing w:before="0" w:after="208" w:line="307" w:lineRule="auto"/>
-      <w:outlineLvl w:val="1"/>
-    </w:pPr>
-  </w:style>
-  <w:style w:type="paragraph" w:customStyle="1" w:styleId="Heading3Body">
-    <w:name w:val="Heading3Body"/>
-    <w:basedOn w:val="Heading3"/>
-    <w:next w:val="BodyText"/>
-    <w:qFormat/>
-    <w:pPr>
-      <w:keepNext/>
-      <w:keepLines/>
-      <w:spacing w:before="0" w:after="40" w:line="307" w:lineRule="auto"/>
-      <w:outlineLvl w:val="2"/>
-    </w:pPr>
-  </w:style>
-  <w:style w:type="paragraph" w:customStyle="1" w:styleId="SigSingle">
-    <w:name w:val="SigSingle"/>
-    <w:basedOn w:val="Single"/>
-    <w:qFormat/>
-    <w:pPr>
-      <w:keepNext/>
-      <w:keepLines/>
-    </w:pPr>
-  </w:style>
-  <w:style w:type="paragraph" w:customStyle="1" w:styleId="ClosingKeep">
-    <w:name w:val="ClosingKeep"/>
-    <w:basedOn w:val="BodyNoIndent"/>
-    <w:qFormat/>
-    <w:pPr>
-      <w:keepNext/>
-      <w:keepLines/>
-    </w:pPr>
-  </w:style>
-  <w:style w:type="paragraph" w:customStyle="1" w:styleId="GapLargeKeep">
-    <w:name w:val="GapLargeKeep"/>
-    <w:basedOn w:val="GapLarge"/>
-    <w:pPr>
-      <w:keepNext/>
-    </w:pPr>
-  </w:style>
-  <w:style w:type="paragraph" w:customStyle="1" w:styleId="FrontTitle">
-    <w:name w:val="FrontTitle"/>
-    <w:basedOn w:val="Normal"/>
-    <w:qFormat/>
-    <w:pPr>
-      <w:keepNext/>
-      <w:spacing w:before="0" w:after="312" w:line="307" w:lineRule="auto"/>
-      <w:ind w:firstLine="0"/>
-      <w:jc w:val="center"/>
-    </w:pPr>
-    <w:rPr>
-      <w:b/>
-      <w:bCs/>
-    </w:rPr>
-  </w:style>
-  <w:style w:type="paragraph" w:customStyle="1" w:styleId="BodyNoIndent">
-    <w:name w:val="BodyNoIndent"/>
-    <w:basedOn w:val="BodyText"/>
-    <w:qFormat/>
-    <w:pPr>
-      <w:ind w:firstLine="0"/>
-    </w:pPr>
-  </w:style>
-  <w:style w:type="paragraph" w:customStyle="1" w:styleId="BodyFirst">
-    <w:name w:val="BodyFirst"/>
-    <w:basedOn w:val="BodyText"/>
-    <w:qFormat/>
-    <w:pPr>
-      <w:ind w:firstLine="720"/>
-    </w:pPr>
-  </w:style>
-  <w:style w:type="paragraph" w:customStyle="1" w:styleId="TOCEntry">
-    <w:name w:val="TOCEntry"/>
-    <w:basedOn w:val="BodyNoIndent"/>
-    <w:qFormat/>
-    <w:pPr>
-      <w:keepLines/>
-      <w:tabs>
-        <w:tab w:val="right" w:leader="dot" w:pos="9360"/>
-      </w:tabs>
-      <w:spacing w:before="0" w:after="0" w:line="614" w:lineRule="auto"/>
-      <w:ind w:left="0" w:firstLine="0"/>
-    </w:pPr>
-  </w:style>
-  <w:style w:type="paragraph" w:customStyle="1" w:styleId="TOAEntry">
-    <w:name w:val="TOAEntry"/>
-    <w:basedOn w:val="Single"/>
-    <w:qFormat/>
-    <w:pPr>
-      <w:keepLines/>
-      <w:tabs>
-        <w:tab w:val="right" w:pos="9360"/>
-      </w:tabs>
-      <w:spacing w:before="0" w:after="0" w:line="307" w:lineRule="auto"/>
-      <w:ind w:left="576" w:right="1440" w:hanging="576"/>
-    </w:pPr>
-  </w:style>
-  <w:style w:type="paragraph" w:customStyle="1" w:styleId="TOACategory">
-    <w:name w:val="TOACategory"/>
-    <w:basedOn w:val="Single"/>
-    <w:qFormat/>
-    <w:pPr>
-      <w:keepNext/>
-      <w:spacing w:before="120" w:after="0" w:line="307" w:lineRule="auto"/>
-    </w:pPr>
-    <w:rPr>
-      <w:b/>
-      <w:bCs/>
-    </w:rPr>
   </w:style>
   <w:style w:type="paragraph" w:customStyle="1" w:styleId="SourceCode">
     <w:name w:val="Source Code"/>
